--- a/26/赵鑫_产研部_2026年中工作总结.docx
+++ b/26/赵鑫_产研部_2026年中工作总结.docx
@@ -55,7 +55,26 @@
           <w:sz w:val="24"/>
           <w:szCs w:val="24"/>
         </w:rPr>
-        <w:t>新增14 家机构产品上线（12家我方文档+2家机构文档）；</w:t>
+        <w:t>新增14 家机构产品上线（12家我方</w:t>
+      </w:r>
+      <w:r>
+        <w:rPr>
+          <w:rFonts w:hint="eastAsia" w:cs="PingFang SC"/>
+          <w:sz w:val="24"/>
+          <w:szCs w:val="24"/>
+          <w:lang w:val="en-US" w:eastAsia="zh-CN"/>
+        </w:rPr>
+        <w:t>标准</w:t>
+      </w:r>
+      <w:bookmarkStart w:id="0" w:name="_GoBack"/>
+      <w:bookmarkEnd w:id="0"/>
+      <w:r>
+        <w:rPr>
+          <w:rFonts w:hint="eastAsia" w:ascii="PingFang SC" w:hAnsi="PingFang SC" w:eastAsia="PingFang SC" w:cs="PingFang SC"/>
+          <w:sz w:val="24"/>
+          <w:szCs w:val="24"/>
+        </w:rPr>
+        <w:t>文档+2家机构文档）；</w:t>
       </w:r>
     </w:p>
     <w:p>
@@ -203,8 +222,6 @@
         </w:rPr>
         <w:t>接入自研mock平台，提升机构自测、联调效率；</w:t>
       </w:r>
-      <w:bookmarkStart w:id="0" w:name="_GoBack"/>
-      <w:bookmarkEnd w:id="0"/>
     </w:p>
     <w:p>
       <w:pPr>

--- a/26/赵鑫_产研部_2026年中工作总结.docx
+++ b/26/赵鑫_产研部_2026年中工作总结.docx
@@ -55,19 +55,53 @@
           <w:sz w:val="24"/>
           <w:szCs w:val="24"/>
         </w:rPr>
-        <w:t>新增14 家机构产品上线（12家我方</w:t>
-      </w:r>
-      <w:r>
-        <w:rPr>
-          <w:rFonts w:hint="eastAsia" w:cs="PingFang SC"/>
-          <w:sz w:val="24"/>
-          <w:szCs w:val="24"/>
-          <w:lang w:val="en-US" w:eastAsia="zh-CN"/>
-        </w:rPr>
-        <w:t>标准</w:t>
+        <w:t>新增1</w:t>
+      </w:r>
+      <w:r>
+        <w:rPr>
+          <w:rFonts w:hint="default" w:cs="PingFang SC"/>
+          <w:sz w:val="24"/>
+          <w:szCs w:val="24"/>
+          <w:lang w:val="en-US"/>
+        </w:rPr>
+        <w:t>3</w:t>
+      </w:r>
+      <w:r>
+        <w:rPr>
+          <w:rFonts w:hint="eastAsia" w:ascii="PingFang SC" w:hAnsi="PingFang SC" w:eastAsia="PingFang SC" w:cs="PingFang SC"/>
+          <w:sz w:val="24"/>
+          <w:szCs w:val="24"/>
+        </w:rPr>
+        <w:t xml:space="preserve"> 家机构产品上线（1</w:t>
+      </w:r>
+      <w:r>
+        <w:rPr>
+          <w:rFonts w:hint="default" w:cs="PingFang SC"/>
+          <w:sz w:val="24"/>
+          <w:szCs w:val="24"/>
+          <w:lang w:val="en-US"/>
+        </w:rPr>
+        <w:t>1</w:t>
       </w:r>
       <w:bookmarkStart w:id="0" w:name="_GoBack"/>
       <w:bookmarkEnd w:id="0"/>
+      <w:r>
+        <w:rPr>
+          <w:rFonts w:hint="eastAsia" w:ascii="PingFang SC" w:hAnsi="PingFang SC" w:eastAsia="PingFang SC" w:cs="PingFang SC"/>
+          <w:sz w:val="24"/>
+          <w:szCs w:val="24"/>
+        </w:rPr>
+        <w:t>家我方</w:t>
+      </w:r>
+      <w:r>
+        <w:rPr>
+          <w:rFonts w:hint="eastAsia" w:cs="PingFang SC"/>
+          <w:sz w:val="24"/>
+          <w:szCs w:val="24"/>
+          <w:lang w:val="en-US" w:eastAsia="zh-CN"/>
+        </w:rPr>
+        <w:t>标准</w:t>
+      </w:r>
       <w:r>
         <w:rPr>
           <w:rFonts w:hint="eastAsia" w:ascii="PingFang SC" w:hAnsi="PingFang SC" w:eastAsia="PingFang SC" w:cs="PingFang SC"/>

--- a/26/赵鑫_产研部_2026年中工作总结.docx
+++ b/26/赵鑫_产研部_2026年中工作总结.docx
@@ -5,8 +5,6 @@
     <w:p>
       <w:pPr>
         <w:spacing w:before="150" w:after="40" w:line="240" w:lineRule="auto"/>
-      </w:pPr>
-      <w:r>
         <w:rPr>
           <w:rFonts w:ascii="PingFang SC" w:hAnsi="PingFang SC" w:eastAsia="PingFang SC" w:cs="PingFang SC"/>
           <w:b/>
@@ -14,7 +12,42 @@
           <w:sz w:val="24"/>
           <w:szCs w:val="24"/>
         </w:rPr>
-        <w:t>一、OKR1：支撑业务增长，推进目标落地</w:t>
+      </w:pPr>
+      <w:r>
+        <w:rPr>
+          <w:rFonts w:hint="eastAsia" w:ascii="PingFang SC" w:hAnsi="PingFang SC" w:eastAsia="PingFang SC" w:cs="PingFang SC"/>
+          <w:b/>
+          <w:bCs/>
+          <w:sz w:val="24"/>
+          <w:szCs w:val="24"/>
+        </w:rPr>
+        <w:t>工作成果</w:t>
+      </w:r>
+    </w:p>
+    <w:p>
+      <w:pPr>
+        <w:spacing w:before="150" w:after="40" w:line="240" w:lineRule="auto"/>
+      </w:pPr>
+      <w:r>
+        <w:rPr>
+          <w:rFonts w:hint="eastAsia" w:cs="PingFang SC"/>
+          <w:b/>
+          <w:bCs/>
+          <w:sz w:val="24"/>
+          <w:szCs w:val="24"/>
+          <w:lang w:val="en-US" w:eastAsia="zh-CN"/>
+        </w:rPr>
+        <w:t>一、</w:t>
+      </w:r>
+      <w:r>
+        <w:rPr>
+          <w:rFonts w:ascii="PingFang SC" w:hAnsi="PingFang SC" w:eastAsia="PingFang SC" w:cs="PingFang SC"/>
+          <w:b/>
+          <w:bCs/>
+          <w:sz w:val="24"/>
+          <w:szCs w:val="24"/>
+        </w:rPr>
+        <w:t>支撑业务增长，推进目标落地</w:t>
       </w:r>
     </w:p>
     <w:p>
@@ -24,15 +57,20 @@
           <w:numId w:val="1"/>
         </w:numPr>
         <w:spacing w:before="50" w:after="10" w:line="240" w:lineRule="auto"/>
-        <w:ind w:left="840" w:leftChars="0" w:hanging="420" w:firstLineChars="0"/>
-      </w:pPr>
-      <w:r>
-        <w:rPr>
-          <w:rFonts w:ascii="PingFang SC" w:hAnsi="PingFang SC" w:eastAsia="PingFang SC" w:cs="PingFang SC"/>
-          <w:sz w:val="24"/>
-          <w:szCs w:val="24"/>
-        </w:rPr>
-        <w:t>上半年参与95个需求，覆盖机构接入、CA签章、账务核心、运营支持等场景；</w:t>
+        <w:ind w:left="420" w:leftChars="0" w:hanging="420" w:firstLineChars="0"/>
+        <w:rPr>
+          <w:rFonts w:hint="eastAsia" w:ascii="PingFang SC" w:hAnsi="PingFang SC" w:eastAsia="PingFang SC" w:cs="PingFang SC"/>
+          <w:sz w:val="24"/>
+          <w:szCs w:val="24"/>
+        </w:rPr>
+      </w:pPr>
+      <w:r>
+        <w:rPr>
+          <w:rFonts w:hint="eastAsia" w:ascii="PingFang SC" w:hAnsi="PingFang SC" w:eastAsia="PingFang SC" w:cs="PingFang SC"/>
+          <w:sz w:val="24"/>
+          <w:szCs w:val="24"/>
+        </w:rPr>
+        <w:t>上半年共参与95个需求，处理4个bug，0起P0/P1故障</w:t>
       </w:r>
     </w:p>
     <w:p>
@@ -42,6 +80,306 @@
           <w:numId w:val="1"/>
         </w:numPr>
         <w:spacing w:before="50" w:after="10" w:line="240" w:lineRule="auto"/>
+        <w:ind w:left="420" w:leftChars="0" w:hanging="420" w:firstLineChars="0"/>
+        <w:rPr>
+          <w:rFonts w:hint="eastAsia" w:ascii="PingFang SC" w:hAnsi="PingFang SC" w:eastAsia="PingFang SC" w:cs="PingFang SC"/>
+          <w:sz w:val="24"/>
+          <w:szCs w:val="24"/>
+        </w:rPr>
+      </w:pPr>
+      <w:r>
+        <w:rPr>
+          <w:rFonts w:hint="eastAsia" w:ascii="PingFang SC" w:hAnsi="PingFang SC" w:eastAsia="PingFang SC" w:cs="PingFang SC"/>
+          <w:sz w:val="24"/>
+          <w:szCs w:val="24"/>
+        </w:rPr>
+        <w:t>新增13家机构产品上线，11家机构CA签章对接</w:t>
+      </w:r>
+    </w:p>
+    <w:p>
+      <w:pPr>
+        <w:numPr>
+          <w:ilvl w:val="0"/>
+          <w:numId w:val="1"/>
+        </w:numPr>
+        <w:spacing w:before="50" w:after="10" w:line="240" w:lineRule="auto"/>
+        <w:ind w:left="420" w:leftChars="0" w:hanging="420" w:firstLineChars="0"/>
+        <w:rPr>
+          <w:rFonts w:hint="eastAsia" w:ascii="PingFang SC" w:hAnsi="PingFang SC" w:eastAsia="PingFang SC" w:cs="PingFang SC"/>
+          <w:sz w:val="24"/>
+          <w:szCs w:val="24"/>
+        </w:rPr>
+      </w:pPr>
+      <w:r>
+        <w:rPr>
+          <w:rFonts w:hint="eastAsia" w:ascii="PingFang SC" w:hAnsi="PingFang SC" w:eastAsia="PingFang SC" w:cs="PingFang SC"/>
+          <w:sz w:val="24"/>
+          <w:szCs w:val="24"/>
+        </w:rPr>
+        <w:t>数据治理一期收尾，异常借据从3.4万降至340笔。二期合规补充，45个产品67个问题，全部完成确认</w:t>
+      </w:r>
+    </w:p>
+    <w:p>
+      <w:pPr>
+        <w:numPr>
+          <w:numId w:val="0"/>
+        </w:numPr>
+        <w:spacing w:before="50" w:after="10" w:line="240" w:lineRule="auto"/>
+      </w:pPr>
+      <w:r>
+        <w:rPr>
+          <w:rFonts w:hint="eastAsia" w:cs="PingFang SC"/>
+          <w:b/>
+          <w:bCs/>
+          <w:sz w:val="24"/>
+          <w:szCs w:val="24"/>
+          <w:lang w:val="en-US" w:eastAsia="zh-CN"/>
+        </w:rPr>
+        <w:t>二、</w:t>
+      </w:r>
+      <w:r>
+        <w:rPr>
+          <w:rFonts w:ascii="PingFang SC" w:hAnsi="PingFang SC" w:eastAsia="PingFang SC" w:cs="PingFang SC"/>
+          <w:b/>
+          <w:bCs/>
+          <w:sz w:val="24"/>
+          <w:szCs w:val="24"/>
+        </w:rPr>
+        <w:t>OKR</w:t>
+      </w:r>
+      <w:r>
+        <w:rPr>
+          <w:rFonts w:hint="eastAsia" w:cs="PingFang SC"/>
+          <w:b/>
+          <w:bCs/>
+          <w:sz w:val="24"/>
+          <w:szCs w:val="24"/>
+          <w:lang w:val="en-US" w:eastAsia="zh-CN"/>
+        </w:rPr>
+        <w:t>1</w:t>
+      </w:r>
+      <w:r>
+        <w:rPr>
+          <w:rFonts w:ascii="PingFang SC" w:hAnsi="PingFang SC" w:eastAsia="PingFang SC" w:cs="PingFang SC"/>
+          <w:b/>
+          <w:bCs/>
+          <w:sz w:val="24"/>
+          <w:szCs w:val="24"/>
+        </w:rPr>
+        <w:t>：研发效率提升</w:t>
+      </w:r>
+    </w:p>
+    <w:p>
+      <w:pPr>
+        <w:numPr>
+          <w:ilvl w:val="0"/>
+          <w:numId w:val="1"/>
+        </w:numPr>
+        <w:spacing w:before="50" w:after="10" w:line="240" w:lineRule="auto"/>
+        <w:ind w:left="420" w:leftChars="0" w:hanging="420" w:firstLineChars="0"/>
+        <w:rPr>
+          <w:rFonts w:hint="eastAsia" w:ascii="PingFang SC" w:hAnsi="PingFang SC" w:eastAsia="PingFang SC" w:cs="PingFang SC"/>
+          <w:sz w:val="24"/>
+          <w:szCs w:val="24"/>
+        </w:rPr>
+      </w:pPr>
+      <w:r>
+        <w:rPr>
+          <w:rFonts w:hint="eastAsia" w:ascii="PingFang SC" w:hAnsi="PingFang SC" w:eastAsia="PingFang SC" w:cs="PingFang SC"/>
+          <w:sz w:val="24"/>
+          <w:szCs w:val="24"/>
+        </w:rPr>
+        <w:t>基于AI赋能，标准机构对接（文档+开发+配置）提效80%以上</w:t>
+      </w:r>
+    </w:p>
+    <w:p>
+      <w:pPr>
+        <w:numPr>
+          <w:ilvl w:val="0"/>
+          <w:numId w:val="1"/>
+        </w:numPr>
+        <w:spacing w:before="50" w:after="10" w:line="240" w:lineRule="auto"/>
+        <w:ind w:left="420" w:leftChars="0" w:hanging="420" w:firstLineChars="0"/>
+        <w:rPr>
+          <w:rFonts w:hint="eastAsia" w:ascii="PingFang SC" w:hAnsi="PingFang SC" w:eastAsia="PingFang SC" w:cs="PingFang SC"/>
+          <w:sz w:val="24"/>
+          <w:szCs w:val="24"/>
+        </w:rPr>
+      </w:pPr>
+      <w:r>
+        <w:rPr>
+          <w:rFonts w:hint="eastAsia" w:ascii="PingFang SC" w:hAnsi="PingFang SC" w:eastAsia="PingFang SC" w:cs="PingFang SC"/>
+          <w:sz w:val="24"/>
+          <w:szCs w:val="24"/>
+        </w:rPr>
+        <w:t>清理无用代码，共计删除约2万行</w:t>
+      </w:r>
+    </w:p>
+    <w:p>
+      <w:pPr>
+        <w:numPr>
+          <w:ilvl w:val="0"/>
+          <w:numId w:val="1"/>
+        </w:numPr>
+        <w:spacing w:before="50" w:after="10" w:line="240" w:lineRule="auto"/>
+        <w:ind w:left="420" w:leftChars="0" w:hanging="420" w:firstLineChars="0"/>
+      </w:pPr>
+      <w:r>
+        <w:rPr>
+          <w:rFonts w:hint="eastAsia" w:ascii="PingFang SC" w:hAnsi="PingFang SC" w:eastAsia="PingFang SC" w:cs="PingFang SC"/>
+          <w:sz w:val="24"/>
+          <w:szCs w:val="24"/>
+        </w:rPr>
+        <w:t>核心链路重构，借款试算已上线，借款申请进行中，账户开户/更新进行中</w:t>
+      </w:r>
+    </w:p>
+    <w:p>
+      <w:pPr>
+        <w:spacing w:before="150" w:after="40" w:line="240" w:lineRule="auto"/>
+      </w:pPr>
+      <w:r>
+        <w:rPr>
+          <w:rFonts w:hint="eastAsia" w:cs="PingFang SC"/>
+          <w:b/>
+          <w:bCs/>
+          <w:sz w:val="24"/>
+          <w:szCs w:val="24"/>
+          <w:lang w:val="en-US" w:eastAsia="zh-CN"/>
+        </w:rPr>
+        <w:t>三、</w:t>
+      </w:r>
+      <w:r>
+        <w:rPr>
+          <w:rFonts w:ascii="PingFang SC" w:hAnsi="PingFang SC" w:eastAsia="PingFang SC" w:cs="PingFang SC"/>
+          <w:b/>
+          <w:bCs/>
+          <w:sz w:val="24"/>
+          <w:szCs w:val="24"/>
+        </w:rPr>
+        <w:t>OKR</w:t>
+      </w:r>
+      <w:r>
+        <w:rPr>
+          <w:rFonts w:hint="eastAsia" w:cs="PingFang SC"/>
+          <w:b/>
+          <w:bCs/>
+          <w:sz w:val="24"/>
+          <w:szCs w:val="24"/>
+          <w:lang w:val="en-US" w:eastAsia="zh-CN"/>
+        </w:rPr>
+        <w:t>2</w:t>
+      </w:r>
+      <w:r>
+        <w:rPr>
+          <w:rFonts w:ascii="PingFang SC" w:hAnsi="PingFang SC" w:eastAsia="PingFang SC" w:cs="PingFang SC"/>
+          <w:b/>
+          <w:bCs/>
+          <w:sz w:val="24"/>
+          <w:szCs w:val="24"/>
+        </w:rPr>
+        <w:t>：AI 深度赋能</w:t>
+      </w:r>
+    </w:p>
+    <w:p>
+      <w:pPr>
+        <w:numPr>
+          <w:ilvl w:val="0"/>
+          <w:numId w:val="1"/>
+        </w:numPr>
+        <w:spacing w:before="50" w:after="10" w:line="240" w:lineRule="auto"/>
+        <w:ind w:left="420" w:leftChars="0" w:hanging="420" w:firstLineChars="0"/>
+        <w:rPr>
+          <w:rFonts w:ascii="PingFang SC" w:hAnsi="PingFang SC" w:eastAsia="PingFang SC" w:cs="PingFang SC"/>
+          <w:sz w:val="24"/>
+          <w:szCs w:val="24"/>
+        </w:rPr>
+      </w:pPr>
+      <w:r>
+        <w:rPr>
+          <w:rFonts w:hint="eastAsia" w:ascii="PingFang SC" w:hAnsi="PingFang SC" w:eastAsia="PingFang SC" w:cs="PingFang SC"/>
+          <w:sz w:val="24"/>
+          <w:szCs w:val="24"/>
+        </w:rPr>
+        <w:t>Skills覆盖15+场景，涵盖机构接入、功能开发、代码审查、问题排查、文档生成等，工作效率、代码可用率持续提升</w:t>
+      </w:r>
+    </w:p>
+    <w:p>
+      <w:pPr>
+        <w:numPr>
+          <w:ilvl w:val="0"/>
+          <w:numId w:val="1"/>
+        </w:numPr>
+        <w:spacing w:before="50" w:after="10" w:line="240" w:lineRule="auto"/>
+        <w:ind w:left="420" w:leftChars="0" w:hanging="420" w:firstLineChars="0"/>
+        <w:rPr>
+          <w:rFonts w:ascii="PingFang SC" w:hAnsi="PingFang SC" w:eastAsia="PingFang SC" w:cs="PingFang SC"/>
+          <w:sz w:val="24"/>
+          <w:szCs w:val="24"/>
+        </w:rPr>
+      </w:pPr>
+      <w:r>
+        <w:rPr>
+          <w:rFonts w:hint="eastAsia" w:ascii="PingFang SC" w:hAnsi="PingFang SC" w:eastAsia="PingFang SC" w:cs="PingFang SC"/>
+          <w:sz w:val="24"/>
+          <w:szCs w:val="24"/>
+        </w:rPr>
+        <w:t>Skills同步工具，聚合多仓库 AI Skills，支持跨工具分发、工作区隔离、自动同步，提升配置标准化和同步效率</w:t>
+      </w:r>
+    </w:p>
+    <w:p>
+      <w:pPr>
+        <w:spacing w:before="150" w:after="40" w:line="240" w:lineRule="auto"/>
+      </w:pPr>
+      <w:r>
+        <w:rPr>
+          <w:rFonts w:hint="eastAsia" w:cs="PingFang SC"/>
+          <w:b/>
+          <w:bCs/>
+          <w:sz w:val="24"/>
+          <w:szCs w:val="24"/>
+          <w:lang w:val="en-US" w:eastAsia="zh-CN"/>
+        </w:rPr>
+        <w:t>四、</w:t>
+      </w:r>
+      <w:r>
+        <w:rPr>
+          <w:rFonts w:ascii="PingFang SC" w:hAnsi="PingFang SC" w:eastAsia="PingFang SC" w:cs="PingFang SC"/>
+          <w:b/>
+          <w:bCs/>
+          <w:sz w:val="24"/>
+          <w:szCs w:val="24"/>
+        </w:rPr>
+        <w:t>OKR</w:t>
+      </w:r>
+      <w:r>
+        <w:rPr>
+          <w:rFonts w:hint="eastAsia" w:cs="PingFang SC"/>
+          <w:b/>
+          <w:bCs/>
+          <w:sz w:val="24"/>
+          <w:szCs w:val="24"/>
+          <w:lang w:val="en-US" w:eastAsia="zh-CN"/>
+        </w:rPr>
+        <w:t>3</w:t>
+      </w:r>
+      <w:r>
+        <w:rPr>
+          <w:rFonts w:ascii="PingFang SC" w:hAnsi="PingFang SC" w:eastAsia="PingFang SC" w:cs="PingFang SC"/>
+          <w:b/>
+          <w:bCs/>
+          <w:sz w:val="24"/>
+          <w:szCs w:val="24"/>
+        </w:rPr>
+        <w:t>：基础建设</w:t>
+      </w:r>
+    </w:p>
+    <w:p>
+      <w:pPr>
+        <w:numPr>
+          <w:ilvl w:val="0"/>
+          <w:numId w:val="2"/>
+        </w:numPr>
+        <w:spacing w:before="50" w:after="10" w:line="240" w:lineRule="auto"/>
         <w:ind w:left="840" w:leftChars="0" w:hanging="420" w:firstLineChars="0"/>
         <w:rPr>
           <w:rFonts w:hint="eastAsia" w:ascii="PingFang SC" w:hAnsi="PingFang SC" w:eastAsia="PingFang SC" w:cs="PingFang SC"/>
@@ -55,370 +393,334 @@
           <w:sz w:val="24"/>
           <w:szCs w:val="24"/>
         </w:rPr>
-        <w:t>新增1</w:t>
-      </w:r>
-      <w:r>
-        <w:rPr>
-          <w:rFonts w:hint="default" w:cs="PingFang SC"/>
-          <w:sz w:val="24"/>
-          <w:szCs w:val="24"/>
-          <w:lang w:val="en-US"/>
-        </w:rPr>
-        <w:t>3</w:t>
-      </w:r>
-      <w:r>
-        <w:rPr>
-          <w:rFonts w:hint="eastAsia" w:ascii="PingFang SC" w:hAnsi="PingFang SC" w:eastAsia="PingFang SC" w:cs="PingFang SC"/>
-          <w:sz w:val="24"/>
-          <w:szCs w:val="24"/>
-        </w:rPr>
-        <w:t xml:space="preserve"> 家机构产品上线（1</w:t>
-      </w:r>
-      <w:r>
-        <w:rPr>
-          <w:rFonts w:hint="default" w:cs="PingFang SC"/>
-          <w:sz w:val="24"/>
-          <w:szCs w:val="24"/>
-          <w:lang w:val="en-US"/>
-        </w:rPr>
-        <w:t>1</w:t>
+        <w:t>告警降噪，重复/漏告警/误告警治理，无效告警减少90%，清盘机构告警降噪方案上线</w:t>
+      </w:r>
+    </w:p>
+    <w:p>
+      <w:pPr>
+        <w:numPr>
+          <w:ilvl w:val="0"/>
+          <w:numId w:val="2"/>
+        </w:numPr>
+        <w:spacing w:before="50" w:after="10" w:line="240" w:lineRule="auto"/>
+        <w:ind w:left="840" w:leftChars="0" w:hanging="420" w:firstLineChars="0"/>
+      </w:pPr>
+      <w:r>
+        <w:rPr>
+          <w:rFonts w:hint="eastAsia" w:ascii="PingFang SC" w:hAnsi="PingFang SC" w:eastAsia="PingFang SC" w:cs="PingFang SC"/>
+          <w:sz w:val="24"/>
+          <w:szCs w:val="24"/>
+        </w:rPr>
+        <w:t>新增监控，CAT告警覆盖19个系统服务、新增11个还款计划告警</w:t>
+      </w:r>
+    </w:p>
+    <w:p>
+      <w:pPr>
+        <w:spacing w:before="150" w:after="40" w:line="240" w:lineRule="auto"/>
+        <w:rPr>
+          <w:rFonts w:hint="eastAsia" w:ascii="PingFang SC Semibold" w:hAnsi="PingFang SC Semibold" w:eastAsia="PingFang SC Semibold" w:cs="PingFang SC Semibold"/>
+          <w:b/>
+          <w:bCs/>
+          <w:sz w:val="24"/>
+          <w:szCs w:val="24"/>
+        </w:rPr>
+      </w:pPr>
+      <w:r>
+        <w:rPr>
+          <w:rFonts w:hint="eastAsia" w:ascii="PingFang SC Semibold" w:hAnsi="PingFang SC Semibold" w:eastAsia="PingFang SC Semibold" w:cs="PingFang SC Semibold"/>
+          <w:b/>
+          <w:bCs/>
+          <w:sz w:val="24"/>
+          <w:szCs w:val="24"/>
+        </w:rPr>
+        <w:t>存在问题</w:t>
+      </w:r>
+    </w:p>
+    <w:p>
+      <w:pPr>
+        <w:widowControl w:val="0"/>
+        <w:numPr>
+          <w:ilvl w:val="0"/>
+          <w:numId w:val="2"/>
+        </w:numPr>
+        <w:spacing w:before="50" w:after="10" w:line="240" w:lineRule="auto"/>
+        <w:ind w:left="840" w:leftChars="0" w:hanging="420" w:firstLineChars="0"/>
+        <w:jc w:val="both"/>
+        <w:rPr>
+          <w:rFonts w:hint="eastAsia"/>
+        </w:rPr>
+      </w:pPr>
+      <w:r>
+        <w:rPr>
+          <w:rFonts w:hint="eastAsia"/>
+        </w:rPr>
+        <w:t>机构对接，开发联调耗时占比很高，成为提效的主要卡点</w:t>
+      </w:r>
+    </w:p>
+    <w:p>
+      <w:pPr>
+        <w:widowControl w:val="0"/>
+        <w:numPr>
+          <w:ilvl w:val="0"/>
+          <w:numId w:val="2"/>
+        </w:numPr>
+        <w:spacing w:before="50" w:after="10" w:line="240" w:lineRule="auto"/>
+        <w:ind w:left="840" w:leftChars="0" w:hanging="420" w:firstLineChars="0"/>
+        <w:jc w:val="both"/>
+        <w:rPr>
+          <w:rFonts w:hint="eastAsia"/>
+        </w:rPr>
+      </w:pPr>
+      <w:r>
+        <w:rPr>
+          <w:rFonts w:hint="eastAsia"/>
+        </w:rPr>
+        <w:t>AI 生成代码质量标准差较大，距离可信赖自动放行仍有很大差距</w:t>
+      </w:r>
+    </w:p>
+    <w:p>
+      <w:pPr>
+        <w:widowControl w:val="0"/>
+        <w:numPr>
+          <w:numId w:val="0"/>
+        </w:numPr>
+        <w:spacing w:before="50" w:after="10" w:line="240" w:lineRule="auto"/>
+        <w:jc w:val="both"/>
+        <w:rPr>
+          <w:rFonts w:hint="eastAsia" w:ascii="PingFang SC Semibold" w:hAnsi="PingFang SC Semibold" w:eastAsia="PingFang SC Semibold" w:cs="PingFang SC Semibold"/>
+          <w:b/>
+          <w:bCs/>
+        </w:rPr>
+      </w:pPr>
+      <w:r>
+        <w:rPr>
+          <w:rFonts w:hint="eastAsia" w:ascii="PingFang SC Semibold" w:hAnsi="PingFang SC Semibold" w:eastAsia="PingFang SC Semibold" w:cs="PingFang SC Semibold"/>
+          <w:b/>
+          <w:bCs/>
+        </w:rPr>
+        <w:t>工作计划</w:t>
+      </w:r>
+    </w:p>
+    <w:p>
+      <w:pPr>
+        <w:widowControl w:val="0"/>
+        <w:numPr>
+          <w:numId w:val="0"/>
+        </w:numPr>
+        <w:tabs>
+          <w:tab w:val="left" w:pos="420"/>
+        </w:tabs>
+        <w:spacing w:before="50" w:after="10" w:line="240" w:lineRule="auto"/>
+        <w:jc w:val="both"/>
+        <w:rPr>
+          <w:rFonts w:hint="eastAsia"/>
+        </w:rPr>
+      </w:pPr>
+      <w:r>
+        <w:rPr>
+          <w:rFonts w:hint="eastAsia"/>
+        </w:rPr>
+        <w:t xml:space="preserve">  交付提效</w:t>
       </w:r>
       <w:bookmarkStart w:id="0" w:name="_GoBack"/>
       <w:bookmarkEnd w:id="0"/>
-      <w:r>
-        <w:rPr>
-          <w:rFonts w:hint="eastAsia" w:ascii="PingFang SC" w:hAnsi="PingFang SC" w:eastAsia="PingFang SC" w:cs="PingFang SC"/>
-          <w:sz w:val="24"/>
-          <w:szCs w:val="24"/>
-        </w:rPr>
-        <w:t>家我方</w:t>
-      </w:r>
-      <w:r>
-        <w:rPr>
-          <w:rFonts w:hint="eastAsia" w:cs="PingFang SC"/>
-          <w:sz w:val="24"/>
-          <w:szCs w:val="24"/>
-          <w:lang w:val="en-US" w:eastAsia="zh-CN"/>
-        </w:rPr>
-        <w:t>标准</w:t>
-      </w:r>
-      <w:r>
-        <w:rPr>
-          <w:rFonts w:hint="eastAsia" w:ascii="PingFang SC" w:hAnsi="PingFang SC" w:eastAsia="PingFang SC" w:cs="PingFang SC"/>
-          <w:sz w:val="24"/>
-          <w:szCs w:val="24"/>
-        </w:rPr>
-        <w:t>文档+2家机构文档）；</w:t>
-      </w:r>
-    </w:p>
-    <w:p>
-      <w:pPr>
-        <w:numPr>
-          <w:ilvl w:val="0"/>
-          <w:numId w:val="1"/>
-        </w:numPr>
-        <w:spacing w:before="50" w:after="10" w:line="240" w:lineRule="auto"/>
-        <w:ind w:left="840" w:leftChars="0" w:hanging="420" w:firstLineChars="0"/>
-        <w:rPr>
-          <w:rFonts w:hint="eastAsia" w:ascii="PingFang SC" w:hAnsi="PingFang SC" w:eastAsia="PingFang SC" w:cs="PingFang SC"/>
-          <w:sz w:val="24"/>
-          <w:szCs w:val="24"/>
-        </w:rPr>
-      </w:pPr>
-      <w:r>
-        <w:rPr>
-          <w:rFonts w:hint="eastAsia" w:ascii="PingFang SC" w:hAnsi="PingFang SC" w:eastAsia="PingFang SC" w:cs="PingFang SC"/>
-          <w:sz w:val="24"/>
-          <w:szCs w:val="24"/>
-        </w:rPr>
-        <w:t>11家机构CA签章对接，保障合规放款；</w:t>
-      </w:r>
-    </w:p>
-    <w:p>
-      <w:pPr>
-        <w:numPr>
-          <w:ilvl w:val="0"/>
-          <w:numId w:val="1"/>
-        </w:numPr>
-        <w:spacing w:before="50" w:after="10" w:line="240" w:lineRule="auto"/>
-        <w:ind w:left="840" w:leftChars="0" w:hanging="420" w:firstLineChars="0"/>
-      </w:pPr>
-      <w:r>
-        <w:rPr>
-          <w:rFonts w:ascii="PingFang SC" w:hAnsi="PingFang SC" w:eastAsia="PingFang SC" w:cs="PingFang SC"/>
-          <w:sz w:val="24"/>
-          <w:szCs w:val="24"/>
-        </w:rPr>
-        <w:t>数据治理一期收尾，异常借据从3.4万降至340笔；</w:t>
-      </w:r>
-    </w:p>
-    <w:p>
-      <w:pPr>
-        <w:numPr>
-          <w:ilvl w:val="0"/>
-          <w:numId w:val="1"/>
-        </w:numPr>
-        <w:spacing w:before="50" w:after="10" w:line="240" w:lineRule="auto"/>
-        <w:ind w:left="840" w:leftChars="0" w:hanging="420" w:firstLineChars="0"/>
-      </w:pPr>
-      <w:r>
-        <w:rPr>
-          <w:rFonts w:ascii="PingFang SC" w:hAnsi="PingFang SC" w:eastAsia="PingFang SC" w:cs="PingFang SC"/>
-          <w:sz w:val="24"/>
-          <w:szCs w:val="24"/>
-        </w:rPr>
-        <w:t>数据治理二期合规补充，45个产品67个问题全部完成沟通和确认；</w:t>
-      </w:r>
-    </w:p>
-    <w:p>
-      <w:pPr>
-        <w:spacing w:before="150" w:after="40" w:line="240" w:lineRule="auto"/>
-      </w:pPr>
-      <w:r>
-        <w:rPr>
-          <w:rFonts w:ascii="PingFang SC" w:hAnsi="PingFang SC" w:eastAsia="PingFang SC" w:cs="PingFang SC"/>
-          <w:b/>
-          <w:bCs/>
-          <w:sz w:val="24"/>
-          <w:szCs w:val="24"/>
-        </w:rPr>
-        <w:t>二、OKR2：研发效率提升</w:t>
-      </w:r>
-    </w:p>
-    <w:p>
-      <w:pPr>
-        <w:numPr>
-          <w:ilvl w:val="0"/>
-          <w:numId w:val="1"/>
-        </w:numPr>
-        <w:spacing w:before="50" w:after="10" w:line="240" w:lineRule="auto"/>
-        <w:ind w:left="840" w:leftChars="0" w:hanging="420" w:firstLineChars="0"/>
-      </w:pPr>
-      <w:r>
-        <w:rPr>
-          <w:rFonts w:ascii="PingFang SC" w:hAnsi="PingFang SC" w:eastAsia="PingFang SC" w:cs="PingFang SC"/>
-          <w:sz w:val="24"/>
-          <w:szCs w:val="24"/>
-        </w:rPr>
-        <w:t>基于AI赋能，标准机构对接（文档+开发+配置）提效80%；</w:t>
-      </w:r>
-    </w:p>
-    <w:p>
-      <w:pPr>
-        <w:numPr>
-          <w:ilvl w:val="0"/>
-          <w:numId w:val="1"/>
-        </w:numPr>
-        <w:spacing w:before="50" w:after="10" w:line="240" w:lineRule="auto"/>
-        <w:ind w:left="840" w:leftChars="0" w:hanging="420" w:firstLineChars="0"/>
-      </w:pPr>
-      <w:r>
-        <w:rPr>
-          <w:rFonts w:ascii="PingFang SC" w:hAnsi="PingFang SC" w:eastAsia="PingFang SC" w:cs="PingFang SC"/>
-          <w:sz w:val="24"/>
-          <w:szCs w:val="24"/>
-        </w:rPr>
-        <w:t>清理无用代码：GOA删除3,172行（减少1.86%）、LCS删除13,149行（减少9.18%）、AMS删除3,721行（减少12.87%）；</w:t>
-      </w:r>
-    </w:p>
-    <w:p>
-      <w:pPr>
-        <w:numPr>
-          <w:ilvl w:val="0"/>
-          <w:numId w:val="1"/>
-        </w:numPr>
-        <w:spacing w:before="50" w:after="10" w:line="240" w:lineRule="auto"/>
-        <w:ind w:left="840" w:leftChars="0" w:hanging="420" w:firstLineChars="0"/>
-      </w:pPr>
-      <w:r>
-        <w:rPr>
-          <w:rFonts w:ascii="PingFang SC" w:hAnsi="PingFang SC" w:eastAsia="PingFang SC" w:cs="PingFang SC"/>
-          <w:sz w:val="24"/>
-          <w:szCs w:val="24"/>
-        </w:rPr>
-        <w:t>核心链路重构：借款试算重构上线、借款申请重构、ams账户开户/更新流程优化；</w:t>
-      </w:r>
-    </w:p>
-    <w:p>
-      <w:pPr>
-        <w:numPr>
-          <w:ilvl w:val="0"/>
-          <w:numId w:val="1"/>
-        </w:numPr>
-        <w:spacing w:before="50" w:after="10" w:line="240" w:lineRule="auto"/>
-        <w:ind w:left="840" w:leftChars="0" w:hanging="420" w:firstLineChars="0"/>
-      </w:pPr>
-      <w:r>
-        <w:rPr>
-          <w:rFonts w:ascii="PingFang SC" w:hAnsi="PingFang SC" w:eastAsia="PingFang SC" w:cs="PingFang SC"/>
-          <w:sz w:val="24"/>
-          <w:szCs w:val="24"/>
-        </w:rPr>
-        <w:t>接入自研mock平台，提升机构自测、联调效率；</w:t>
-      </w:r>
-    </w:p>
-    <w:p>
-      <w:pPr>
-        <w:spacing w:before="150" w:after="40" w:line="240" w:lineRule="auto"/>
-      </w:pPr>
-      <w:r>
-        <w:rPr>
-          <w:rFonts w:ascii="PingFang SC" w:hAnsi="PingFang SC" w:eastAsia="PingFang SC" w:cs="PingFang SC"/>
-          <w:b/>
-          <w:bCs/>
-          <w:sz w:val="24"/>
-          <w:szCs w:val="24"/>
-        </w:rPr>
-        <w:t>三、OKR3：AI 深度赋能</w:t>
-      </w:r>
-    </w:p>
-    <w:p>
-      <w:pPr>
-        <w:numPr>
-          <w:ilvl w:val="0"/>
-          <w:numId w:val="1"/>
-        </w:numPr>
-        <w:spacing w:before="50" w:after="10" w:line="240" w:lineRule="auto"/>
-        <w:ind w:left="840" w:leftChars="0" w:hanging="420" w:firstLineChars="0"/>
-        <w:rPr>
-          <w:rFonts w:ascii="PingFang SC" w:hAnsi="PingFang SC" w:eastAsia="PingFang SC" w:cs="PingFang SC"/>
-          <w:sz w:val="24"/>
-          <w:szCs w:val="24"/>
-        </w:rPr>
-      </w:pPr>
-      <w:r>
-        <w:rPr>
-          <w:rFonts w:hint="eastAsia" w:ascii="PingFang SC" w:hAnsi="PingFang SC" w:eastAsia="PingFang SC" w:cs="PingFang SC"/>
-          <w:sz w:val="24"/>
-          <w:szCs w:val="24"/>
-        </w:rPr>
-        <w:t>Skills覆盖15+场景，涵盖机构接入、功能开发、代码审查、问题排查、文档生成等，工作效率、代码可用率持续提升</w:t>
-      </w:r>
-      <w:r>
-        <w:rPr>
-          <w:rFonts w:ascii="PingFang SC" w:hAnsi="PingFang SC" w:eastAsia="PingFang SC" w:cs="PingFang SC"/>
-          <w:sz w:val="24"/>
-          <w:szCs w:val="24"/>
-        </w:rPr>
-        <w:t>；</w:t>
-      </w:r>
-    </w:p>
-    <w:p>
-      <w:pPr>
-        <w:numPr>
-          <w:ilvl w:val="0"/>
-          <w:numId w:val="1"/>
-        </w:numPr>
-        <w:spacing w:before="50" w:after="10" w:line="240" w:lineRule="auto"/>
-        <w:ind w:left="840" w:leftChars="0" w:hanging="420" w:firstLineChars="0"/>
-        <w:rPr>
-          <w:rFonts w:ascii="PingFang SC" w:hAnsi="PingFang SC" w:eastAsia="PingFang SC" w:cs="PingFang SC"/>
-          <w:sz w:val="24"/>
-          <w:szCs w:val="24"/>
-        </w:rPr>
-      </w:pPr>
-      <w:r>
-        <w:rPr>
-          <w:rFonts w:hint="eastAsia" w:ascii="PingFang SC" w:hAnsi="PingFang SC" w:eastAsia="PingFang SC" w:cs="PingFang SC"/>
-          <w:sz w:val="24"/>
-          <w:szCs w:val="24"/>
-        </w:rPr>
-        <w:t>Skills同步工具，聚合多仓库 AI Skills，支持跨工具分发、工作区隔离、自动同步，提升配置标准化和同步效率</w:t>
-      </w:r>
-      <w:r>
-        <w:rPr>
-          <w:rFonts w:ascii="PingFang SC" w:hAnsi="PingFang SC" w:eastAsia="PingFang SC" w:cs="PingFang SC"/>
-          <w:sz w:val="24"/>
-          <w:szCs w:val="24"/>
-        </w:rPr>
-        <w:t>；</w:t>
-      </w:r>
-    </w:p>
-    <w:p>
-      <w:pPr>
-        <w:spacing w:before="150" w:after="40" w:line="240" w:lineRule="auto"/>
-      </w:pPr>
-      <w:r>
-        <w:rPr>
-          <w:rFonts w:ascii="PingFang SC" w:hAnsi="PingFang SC" w:eastAsia="PingFang SC" w:cs="PingFang SC"/>
-          <w:b/>
-          <w:bCs/>
-          <w:sz w:val="24"/>
-          <w:szCs w:val="24"/>
-        </w:rPr>
-        <w:t>四、OKR4：基础建设</w:t>
-      </w:r>
-    </w:p>
-    <w:p>
-      <w:pPr>
-        <w:numPr>
-          <w:ilvl w:val="0"/>
-          <w:numId w:val="1"/>
-        </w:numPr>
-        <w:spacing w:before="50" w:after="10" w:line="240" w:lineRule="auto"/>
-        <w:ind w:left="840" w:leftChars="0" w:hanging="420" w:firstLineChars="0"/>
-      </w:pPr>
-      <w:r>
-        <w:rPr>
-          <w:rFonts w:ascii="PingFang SC" w:hAnsi="PingFang SC" w:eastAsia="PingFang SC" w:cs="PingFang SC"/>
-          <w:sz w:val="24"/>
-          <w:szCs w:val="24"/>
-        </w:rPr>
-        <w:t>0起P0/P1故障，保障系统稳定性，共处理缺陷4个；</w:t>
-      </w:r>
-    </w:p>
-    <w:p>
-      <w:pPr>
-        <w:numPr>
-          <w:ilvl w:val="0"/>
-          <w:numId w:val="1"/>
-        </w:numPr>
-        <w:spacing w:before="50" w:after="10" w:line="240" w:lineRule="auto"/>
-        <w:ind w:left="840" w:leftChars="0" w:hanging="420" w:firstLineChars="0"/>
-      </w:pPr>
-      <w:r>
-        <w:rPr>
-          <w:rFonts w:ascii="PingFang SC" w:hAnsi="PingFang SC" w:eastAsia="PingFang SC" w:cs="PingFang SC"/>
-          <w:sz w:val="24"/>
-          <w:szCs w:val="24"/>
-        </w:rPr>
-        <w:t>告警降噪：重复/漏告警/误告警治理，无效告警减少90%；</w:t>
-      </w:r>
-    </w:p>
-    <w:p>
-      <w:pPr>
-        <w:numPr>
-          <w:ilvl w:val="0"/>
-          <w:numId w:val="1"/>
-        </w:numPr>
-        <w:spacing w:before="50" w:after="10" w:line="240" w:lineRule="auto"/>
-        <w:ind w:left="840" w:leftChars="0" w:hanging="420" w:firstLineChars="0"/>
-      </w:pPr>
-      <w:r>
-        <w:rPr>
-          <w:rFonts w:ascii="PingFang SC" w:hAnsi="PingFang SC" w:eastAsia="PingFang SC" w:cs="PingFang SC"/>
-          <w:sz w:val="24"/>
-          <w:szCs w:val="24"/>
-        </w:rPr>
-        <w:t>清盘机构告警降噪方案上线；</w:t>
-      </w:r>
-    </w:p>
-    <w:p>
-      <w:pPr>
-        <w:numPr>
-          <w:ilvl w:val="0"/>
-          <w:numId w:val="1"/>
-        </w:numPr>
-        <w:spacing w:before="50" w:after="10" w:line="240" w:lineRule="auto"/>
-        <w:ind w:left="840" w:leftChars="0" w:hanging="420" w:firstLineChars="0"/>
-      </w:pPr>
-      <w:r>
-        <w:rPr>
-          <w:rFonts w:ascii="PingFang SC" w:hAnsi="PingFang SC" w:eastAsia="PingFang SC" w:cs="PingFang SC"/>
-          <w:sz w:val="24"/>
-          <w:szCs w:val="24"/>
-        </w:rPr>
-        <w:t>新增监控：cat告警覆盖19个系统服务、新增11个还款计划校验告警、goa告警配置；</w:t>
+    </w:p>
+    <w:p>
+      <w:pPr>
+        <w:widowControl w:val="0"/>
+        <w:numPr>
+          <w:numId w:val="0"/>
+        </w:numPr>
+        <w:tabs>
+          <w:tab w:val="left" w:pos="420"/>
+        </w:tabs>
+        <w:spacing w:before="50" w:after="10" w:line="240" w:lineRule="auto"/>
+        <w:jc w:val="both"/>
+        <w:rPr>
+          <w:rFonts w:hint="eastAsia"/>
+        </w:rPr>
+      </w:pPr>
+      <w:r>
+        <w:rPr>
+          <w:rFonts w:hint="eastAsia"/>
+        </w:rPr>
+        <w:t xml:space="preserve">    预设机构联调场景，通过AI监控各接口全链路的连通性与数据一致性</w:t>
+      </w:r>
+    </w:p>
+    <w:p>
+      <w:pPr>
+        <w:widowControl w:val="0"/>
+        <w:numPr>
+          <w:numId w:val="0"/>
+        </w:numPr>
+        <w:tabs>
+          <w:tab w:val="left" w:pos="420"/>
+        </w:tabs>
+        <w:spacing w:before="50" w:after="10" w:line="240" w:lineRule="auto"/>
+        <w:jc w:val="both"/>
+        <w:rPr>
+          <w:rFonts w:hint="eastAsia"/>
+        </w:rPr>
+      </w:pPr>
+      <w:r>
+        <w:rPr>
+          <w:rFonts w:hint="eastAsia"/>
+        </w:rPr>
+        <w:t xml:space="preserve">    预设监控点，机构联调时通过AI自动扫描相关日志、数据库，异常时自动企业微信告警</w:t>
+      </w:r>
+    </w:p>
+    <w:p>
+      <w:pPr>
+        <w:widowControl w:val="0"/>
+        <w:numPr>
+          <w:numId w:val="0"/>
+        </w:numPr>
+        <w:tabs>
+          <w:tab w:val="left" w:pos="420"/>
+        </w:tabs>
+        <w:spacing w:before="50" w:after="10" w:line="240" w:lineRule="auto"/>
+        <w:jc w:val="both"/>
+        <w:rPr>
+          <w:rFonts w:hint="eastAsia"/>
+        </w:rPr>
+      </w:pPr>
+      <w:r>
+        <w:rPr>
+          <w:rFonts w:hint="eastAsia"/>
+        </w:rPr>
+        <w:t xml:space="preserve">  AI 开发工作流平台化</w:t>
+      </w:r>
+    </w:p>
+    <w:p>
+      <w:pPr>
+        <w:widowControl w:val="0"/>
+        <w:numPr>
+          <w:numId w:val="0"/>
+        </w:numPr>
+        <w:tabs>
+          <w:tab w:val="left" w:pos="420"/>
+        </w:tabs>
+        <w:spacing w:before="50" w:after="10" w:line="240" w:lineRule="auto"/>
+        <w:jc w:val="both"/>
+        <w:rPr>
+          <w:rFonts w:hint="eastAsia"/>
+        </w:rPr>
+      </w:pPr>
+      <w:r>
+        <w:rPr>
+          <w:rFonts w:hint="eastAsia"/>
+        </w:rPr>
+        <w:t xml:space="preserve">    串联 技术文档生成 → 功能开发 → AI 代码审查 → 自动部署 完整链路，一键执行</w:t>
+      </w:r>
+    </w:p>
+    <w:p>
+      <w:pPr>
+        <w:widowControl w:val="0"/>
+        <w:numPr>
+          <w:numId w:val="0"/>
+        </w:numPr>
+        <w:tabs>
+          <w:tab w:val="left" w:pos="420"/>
+        </w:tabs>
+        <w:spacing w:before="50" w:after="10" w:line="240" w:lineRule="auto"/>
+        <w:jc w:val="both"/>
+        <w:rPr>
+          <w:rFonts w:hint="eastAsia"/>
+        </w:rPr>
+      </w:pPr>
+      <w:r>
+        <w:rPr>
+          <w:rFonts w:hint="eastAsia"/>
+        </w:rPr>
+        <w:t xml:space="preserve">    设计记忆，自动沉淀设计方案与决策日志，让会话中的关键思路、取舍理由可落地、可复用，提高生成代码质量</w:t>
+      </w:r>
+    </w:p>
+    <w:p>
+      <w:pPr>
+        <w:widowControl w:val="0"/>
+        <w:numPr>
+          <w:numId w:val="0"/>
+        </w:numPr>
+        <w:tabs>
+          <w:tab w:val="left" w:pos="420"/>
+        </w:tabs>
+        <w:spacing w:before="50" w:after="10" w:line="240" w:lineRule="auto"/>
+        <w:jc w:val="both"/>
+        <w:rPr>
+          <w:rFonts w:hint="eastAsia"/>
+        </w:rPr>
+      </w:pPr>
+      <w:r>
+        <w:rPr>
+          <w:rFonts w:hint="eastAsia"/>
+        </w:rPr>
+        <w:t xml:space="preserve">  核心链路重构与代码治理</w:t>
+      </w:r>
+    </w:p>
+    <w:p>
+      <w:pPr>
+        <w:widowControl w:val="0"/>
+        <w:numPr>
+          <w:numId w:val="0"/>
+        </w:numPr>
+        <w:tabs>
+          <w:tab w:val="left" w:pos="420"/>
+        </w:tabs>
+        <w:spacing w:before="50" w:after="10" w:line="240" w:lineRule="auto"/>
+        <w:jc w:val="both"/>
+        <w:rPr>
+          <w:rFonts w:hint="eastAsia"/>
+        </w:rPr>
+      </w:pPr>
+      <w:r>
+        <w:rPr>
+          <w:rFonts w:hint="eastAsia"/>
+        </w:rPr>
+        <w:t xml:space="preserve">    借款申请、账户开户/更新重构上线，并持续监控验证</w:t>
+      </w:r>
+    </w:p>
+    <w:p>
+      <w:pPr>
+        <w:widowControl w:val="0"/>
+        <w:numPr>
+          <w:numId w:val="0"/>
+        </w:numPr>
+        <w:tabs>
+          <w:tab w:val="left" w:pos="420"/>
+        </w:tabs>
+        <w:spacing w:before="50" w:after="10" w:line="240" w:lineRule="auto"/>
+        <w:jc w:val="both"/>
+        <w:rPr>
+          <w:rFonts w:hint="eastAsia"/>
+        </w:rPr>
+      </w:pPr>
+      <w:r>
+        <w:rPr>
+          <w:rFonts w:hint="eastAsia"/>
+        </w:rPr>
+        <w:t xml:space="preserve">    机构放款还款回调、还款计划刷新等功能，梳理逻辑并重构</w:t>
+      </w:r>
+    </w:p>
+    <w:p>
+      <w:pPr>
+        <w:widowControl w:val="0"/>
+        <w:numPr>
+          <w:numId w:val="0"/>
+        </w:numPr>
+        <w:tabs>
+          <w:tab w:val="left" w:pos="420"/>
+        </w:tabs>
+        <w:spacing w:before="50" w:after="10" w:line="240" w:lineRule="auto"/>
+        <w:jc w:val="both"/>
+        <w:rPr>
+          <w:rFonts w:hint="eastAsia"/>
+        </w:rPr>
+      </w:pPr>
+      <w:r>
+        <w:rPr>
+          <w:rFonts w:hint="eastAsia"/>
+        </w:rPr>
+        <w:t xml:space="preserve">    还款计划等无用代码清理，延续系统瘦身计划</w:t>
       </w:r>
     </w:p>
     <w:sectPr>
@@ -434,6 +736,23 @@
 <file path=word/numbering.xml><?xml version="1.0" encoding="utf-8"?>
 <w:numbering xmlns:wpc="http://schemas.microsoft.com/office/word/2010/wordprocessingCanvas" xmlns:mc="http://schemas.openxmlformats.org/markup-compatibility/2006" xmlns:o="urn:schemas-microsoft-com:office:office" xmlns:r="http://schemas.openxmlformats.org/officeDocument/2006/relationships" xmlns:m="http://schemas.openxmlformats.org/officeDocument/2006/math" xmlns:v="urn:schemas-microsoft-com:vml" xmlns:wp14="http://schemas.microsoft.com/office/word/2010/wordprocessingDrawing" xmlns:wp="http://schemas.openxmlformats.org/drawingml/2006/wordprocessingDrawing" xmlns:w10="urn:schemas-microsoft-com:office:word" xmlns:w="http://schemas.openxmlformats.org/wordprocessingml/2006/main" xmlns:w14="http://schemas.microsoft.com/office/word/2010/wordml" xmlns:wpg="http://schemas.microsoft.com/office/word/2010/wordprocessingGroup" xmlns:wpi="http://schemas.microsoft.com/office/word/2010/wordprocessingInk" xmlns:wne="http://schemas.microsoft.com/office/word/2006/wordml" xmlns:wps="http://schemas.microsoft.com/office/word/2010/wordprocessingShape" xmlns:wpsCustomData="http://www.wps.cn/officeDocument/2013/wpsCustomData" mc:Ignorable="w14 wp14">
   <w:abstractNum w:abstractNumId="0">
+    <w:nsid w:val="DDFEE212"/>
+    <w:multiLevelType w:val="singleLevel"/>
+    <w:tmpl w:val="DDFEE212"/>
+    <w:lvl w:ilvl="0" w:tentative="0">
+      <w:start w:val="1"/>
+      <w:numFmt w:val="bullet"/>
+      <w:lvlText w:val=""/>
+      <w:lvlJc w:val="left"/>
+      <w:pPr>
+        <w:ind w:left="420" w:hanging="420"/>
+      </w:pPr>
+      <w:rPr>
+        <w:rFonts w:hint="default" w:ascii="Wingdings" w:hAnsi="Wingdings"/>
+      </w:rPr>
+    </w:lvl>
+  </w:abstractNum>
+  <w:abstractNum w:abstractNumId="1">
     <w:nsid w:val="FE7721DE"/>
     <w:multiLevelType w:val="singleLevel"/>
     <w:tmpl w:val="FE7721DE"/>
@@ -455,6 +774,9 @@
   </w:abstractNum>
   <w:num w:numId="1">
     <w:abstractNumId w:val="0"/>
+  </w:num>
+  <w:num w:numId="2">
+    <w:abstractNumId w:val="1"/>
   </w:num>
 </w:numbering>
 </file>

--- a/26/赵鑫_产研部_2026年中工作总结.docx
+++ b/26/赵鑫_产研部_2026年中工作总结.docx
@@ -6,21 +6,21 @@
       <w:pPr>
         <w:ind w:left="283"/>
         <w:rPr>
-          <w:rFonts w:hint="eastAsia" w:ascii="新宋体" w:hAnsi="新宋体" w:eastAsia="新宋体"/>
+          <w:rFonts w:hint="eastAsia" w:ascii="宋体" w:hAnsi="宋体" w:eastAsia="宋体" w:cs="宋体"/>
           <w:b/>
           <w:bCs/>
-          <w:sz w:val="28"/>
-          <w:szCs w:val="28"/>
+          <w:sz w:val="30"/>
+          <w:szCs w:val="30"/>
           <w:lang w:eastAsia="zh-CN"/>
         </w:rPr>
       </w:pPr>
       <w:r>
         <w:rPr>
-          <w:rFonts w:hint="eastAsia" w:ascii="新宋体" w:hAnsi="新宋体" w:eastAsia="新宋体"/>
+          <w:rFonts w:hint="eastAsia" w:ascii="宋体" w:hAnsi="宋体" w:eastAsia="宋体" w:cs="宋体"/>
           <w:b/>
           <w:bCs/>
-          <w:sz w:val="28"/>
-          <w:szCs w:val="28"/>
+          <w:sz w:val="30"/>
+          <w:szCs w:val="30"/>
           <w:lang w:eastAsia="zh-CN"/>
         </w:rPr>
         <w:t>工作成果</w:t>
@@ -28,9 +28,9 @@
     </w:p>
     <w:p>
       <w:pPr>
-        <w:ind w:left="283" w:firstLine="241" w:firstLineChars="100"/>
+        <w:ind w:left="283" w:firstLine="240" w:firstLineChars="100"/>
         <w:rPr>
-          <w:rFonts w:hint="eastAsia" w:ascii="新宋体" w:hAnsi="新宋体" w:eastAsia="新宋体"/>
+          <w:rFonts w:hint="eastAsia" w:ascii="宋体" w:hAnsi="宋体" w:eastAsia="宋体" w:cs="宋体"/>
           <w:b/>
           <w:bCs/>
           <w:sz w:val="24"/>
@@ -40,7 +40,7 @@
       </w:pPr>
       <w:r>
         <w:rPr>
-          <w:rFonts w:ascii="新宋体" w:hAnsi="新宋体" w:eastAsia="新宋体"/>
+          <w:rFonts w:hint="eastAsia" w:ascii="宋体" w:hAnsi="宋体" w:eastAsia="宋体" w:cs="宋体"/>
           <w:b/>
           <w:bCs/>
           <w:sz w:val="24"/>
@@ -54,7 +54,7 @@
       <w:pPr>
         <w:ind w:left="283"/>
         <w:rPr>
-          <w:rFonts w:hint="eastAsia" w:ascii="新宋体" w:hAnsi="新宋体" w:eastAsia="新宋体"/>
+          <w:rFonts w:hint="eastAsia" w:ascii="宋体" w:hAnsi="宋体" w:eastAsia="宋体" w:cs="宋体"/>
           <w:sz w:val="24"/>
           <w:szCs w:val="24"/>
           <w:lang w:eastAsia="zh-CN"/>
@@ -62,7 +62,7 @@
       </w:pPr>
       <w:r>
         <w:rPr>
-          <w:rFonts w:ascii="新宋体" w:hAnsi="新宋体" w:eastAsia="新宋体"/>
+          <w:rFonts w:hint="eastAsia" w:ascii="宋体" w:hAnsi="宋体" w:eastAsia="宋体" w:cs="宋体"/>
           <w:sz w:val="24"/>
           <w:szCs w:val="24"/>
           <w:lang w:eastAsia="zh-CN"/>
@@ -74,7 +74,7 @@
       <w:pPr>
         <w:ind w:left="283"/>
         <w:rPr>
-          <w:rFonts w:hint="eastAsia" w:ascii="新宋体" w:hAnsi="新宋体" w:eastAsia="新宋体"/>
+          <w:rFonts w:hint="eastAsia" w:ascii="宋体" w:hAnsi="宋体" w:eastAsia="宋体" w:cs="宋体"/>
           <w:sz w:val="24"/>
           <w:szCs w:val="24"/>
           <w:lang w:eastAsia="zh-CN"/>
@@ -82,7 +82,7 @@
       </w:pPr>
       <w:r>
         <w:rPr>
-          <w:rFonts w:ascii="新宋体" w:hAnsi="新宋体" w:eastAsia="新宋体"/>
+          <w:rFonts w:hint="eastAsia" w:ascii="宋体" w:hAnsi="宋体" w:eastAsia="宋体" w:cs="宋体"/>
           <w:sz w:val="24"/>
           <w:szCs w:val="24"/>
           <w:lang w:eastAsia="zh-CN"/>
@@ -94,7 +94,7 @@
       <w:pPr>
         <w:ind w:left="283"/>
         <w:rPr>
-          <w:rFonts w:hint="eastAsia" w:ascii="新宋体" w:hAnsi="新宋体" w:eastAsia="新宋体"/>
+          <w:rFonts w:hint="eastAsia" w:ascii="宋体" w:hAnsi="宋体" w:eastAsia="宋体" w:cs="宋体"/>
           <w:sz w:val="24"/>
           <w:szCs w:val="24"/>
           <w:lang w:eastAsia="zh-CN"/>
@@ -102,7 +102,7 @@
       </w:pPr>
       <w:r>
         <w:rPr>
-          <w:rFonts w:ascii="新宋体" w:hAnsi="新宋体" w:eastAsia="新宋体"/>
+          <w:rFonts w:hint="eastAsia" w:ascii="宋体" w:hAnsi="宋体" w:eastAsia="宋体" w:cs="宋体"/>
           <w:sz w:val="24"/>
           <w:szCs w:val="24"/>
           <w:lang w:eastAsia="zh-CN"/>
@@ -114,7 +114,7 @@
       <w:pPr>
         <w:ind w:left="283"/>
         <w:rPr>
-          <w:rFonts w:hint="eastAsia" w:ascii="新宋体" w:hAnsi="新宋体" w:eastAsia="新宋体"/>
+          <w:rFonts w:hint="eastAsia" w:ascii="宋体" w:hAnsi="宋体" w:eastAsia="宋体" w:cs="宋体"/>
           <w:sz w:val="24"/>
           <w:szCs w:val="24"/>
           <w:lang w:eastAsia="zh-CN"/>
@@ -125,7 +125,7 @@
       <w:pPr>
         <w:ind w:left="283"/>
         <w:rPr>
-          <w:rFonts w:hint="eastAsia" w:ascii="新宋体" w:hAnsi="新宋体" w:eastAsia="新宋体"/>
+          <w:rFonts w:hint="eastAsia" w:ascii="宋体" w:hAnsi="宋体" w:eastAsia="宋体" w:cs="宋体"/>
           <w:b/>
           <w:bCs/>
           <w:sz w:val="24"/>
@@ -135,7 +135,7 @@
       </w:pPr>
       <w:r>
         <w:rPr>
-          <w:rFonts w:ascii="新宋体" w:hAnsi="新宋体" w:eastAsia="新宋体"/>
+          <w:rFonts w:hint="eastAsia" w:ascii="宋体" w:hAnsi="宋体" w:eastAsia="宋体" w:cs="宋体"/>
           <w:sz w:val="24"/>
           <w:szCs w:val="24"/>
           <w:lang w:eastAsia="zh-CN"/>
@@ -144,7 +144,16 @@
       </w:r>
       <w:r>
         <w:rPr>
-          <w:rFonts w:ascii="新宋体" w:hAnsi="新宋体" w:eastAsia="新宋体"/>
+          <w:rFonts w:hint="eastAsia" w:eastAsia="宋体" w:cs="宋体"/>
+          <w:sz w:val="24"/>
+          <w:szCs w:val="24"/>
+          <w:lang w:val="en-US" w:eastAsia="zh-CN"/>
+        </w:rPr>
+        <w:t xml:space="preserve">  </w:t>
+      </w:r>
+      <w:r>
+        <w:rPr>
+          <w:rFonts w:hint="eastAsia" w:ascii="宋体" w:hAnsi="宋体" w:eastAsia="宋体" w:cs="宋体"/>
           <w:b/>
           <w:bCs/>
           <w:sz w:val="24"/>
@@ -158,7 +167,7 @@
       <w:pPr>
         <w:ind w:left="283"/>
         <w:rPr>
-          <w:rFonts w:hint="eastAsia" w:ascii="新宋体" w:hAnsi="新宋体" w:eastAsia="新宋体"/>
+          <w:rFonts w:hint="eastAsia" w:ascii="宋体" w:hAnsi="宋体" w:eastAsia="宋体" w:cs="宋体"/>
           <w:sz w:val="24"/>
           <w:szCs w:val="24"/>
           <w:lang w:eastAsia="zh-CN"/>
@@ -166,7 +175,7 @@
       </w:pPr>
       <w:r>
         <w:rPr>
-          <w:rFonts w:ascii="新宋体" w:hAnsi="新宋体" w:eastAsia="新宋体"/>
+          <w:rFonts w:hint="eastAsia" w:ascii="宋体" w:hAnsi="宋体" w:eastAsia="宋体" w:cs="宋体"/>
           <w:sz w:val="24"/>
           <w:szCs w:val="24"/>
           <w:lang w:eastAsia="zh-CN"/>
@@ -178,7 +187,7 @@
       <w:pPr>
         <w:ind w:left="283"/>
         <w:rPr>
-          <w:rFonts w:hint="eastAsia" w:ascii="新宋体" w:hAnsi="新宋体" w:eastAsia="新宋体"/>
+          <w:rFonts w:hint="eastAsia" w:ascii="宋体" w:hAnsi="宋体" w:eastAsia="宋体" w:cs="宋体"/>
           <w:sz w:val="24"/>
           <w:szCs w:val="24"/>
           <w:lang w:eastAsia="zh-CN"/>
@@ -186,7 +195,7 @@
       </w:pPr>
       <w:r>
         <w:rPr>
-          <w:rFonts w:ascii="新宋体" w:hAnsi="新宋体" w:eastAsia="新宋体"/>
+          <w:rFonts w:hint="eastAsia" w:ascii="宋体" w:hAnsi="宋体" w:eastAsia="宋体" w:cs="宋体"/>
           <w:sz w:val="24"/>
           <w:szCs w:val="24"/>
           <w:lang w:eastAsia="zh-CN"/>
@@ -198,7 +207,7 @@
       <w:pPr>
         <w:ind w:left="283"/>
         <w:rPr>
-          <w:rFonts w:hint="eastAsia" w:ascii="新宋体" w:hAnsi="新宋体" w:eastAsia="新宋体"/>
+          <w:rFonts w:hint="eastAsia" w:ascii="宋体" w:hAnsi="宋体" w:eastAsia="宋体" w:cs="宋体"/>
           <w:sz w:val="24"/>
           <w:szCs w:val="24"/>
           <w:lang w:eastAsia="zh-CN"/>
@@ -206,7 +215,7 @@
       </w:pPr>
       <w:r>
         <w:rPr>
-          <w:rFonts w:ascii="新宋体" w:hAnsi="新宋体" w:eastAsia="新宋体"/>
+          <w:rFonts w:hint="eastAsia" w:ascii="宋体" w:hAnsi="宋体" w:eastAsia="宋体" w:cs="宋体"/>
           <w:sz w:val="24"/>
           <w:szCs w:val="24"/>
           <w:lang w:eastAsia="zh-CN"/>
@@ -218,7 +227,7 @@
       <w:pPr>
         <w:ind w:left="283"/>
         <w:rPr>
-          <w:rFonts w:hint="eastAsia" w:ascii="新宋体" w:hAnsi="新宋体" w:eastAsia="新宋体"/>
+          <w:rFonts w:hint="eastAsia" w:ascii="宋体" w:hAnsi="宋体" w:eastAsia="宋体" w:cs="宋体"/>
           <w:sz w:val="24"/>
           <w:szCs w:val="24"/>
           <w:lang w:eastAsia="zh-CN"/>
@@ -229,7 +238,7 @@
       <w:pPr>
         <w:ind w:left="283"/>
         <w:rPr>
-          <w:rFonts w:hint="eastAsia" w:ascii="新宋体" w:hAnsi="新宋体" w:eastAsia="新宋体"/>
+          <w:rFonts w:hint="eastAsia" w:ascii="宋体" w:hAnsi="宋体" w:eastAsia="宋体" w:cs="宋体"/>
           <w:b/>
           <w:bCs/>
           <w:sz w:val="24"/>
@@ -239,7 +248,7 @@
       </w:pPr>
       <w:r>
         <w:rPr>
-          <w:rFonts w:ascii="新宋体" w:hAnsi="新宋体" w:eastAsia="新宋体"/>
+          <w:rFonts w:hint="eastAsia" w:ascii="宋体" w:hAnsi="宋体" w:eastAsia="宋体" w:cs="宋体"/>
           <w:sz w:val="24"/>
           <w:szCs w:val="24"/>
           <w:lang w:eastAsia="zh-CN"/>
@@ -248,7 +257,16 @@
       </w:r>
       <w:r>
         <w:rPr>
-          <w:rFonts w:ascii="新宋体" w:hAnsi="新宋体" w:eastAsia="新宋体"/>
+          <w:rFonts w:hint="eastAsia" w:eastAsia="宋体" w:cs="宋体"/>
+          <w:sz w:val="24"/>
+          <w:szCs w:val="24"/>
+          <w:lang w:val="en-US" w:eastAsia="zh-CN"/>
+        </w:rPr>
+        <w:t xml:space="preserve">  </w:t>
+      </w:r>
+      <w:r>
+        <w:rPr>
+          <w:rFonts w:hint="eastAsia" w:ascii="宋体" w:hAnsi="宋体" w:eastAsia="宋体" w:cs="宋体"/>
           <w:b/>
           <w:bCs/>
           <w:sz w:val="24"/>
@@ -262,7 +280,7 @@
       <w:pPr>
         <w:ind w:left="283"/>
         <w:rPr>
-          <w:rFonts w:hint="eastAsia" w:ascii="新宋体" w:hAnsi="新宋体" w:eastAsia="新宋体"/>
+          <w:rFonts w:hint="eastAsia" w:ascii="宋体" w:hAnsi="宋体" w:eastAsia="宋体" w:cs="宋体"/>
           <w:sz w:val="24"/>
           <w:szCs w:val="24"/>
           <w:lang w:eastAsia="zh-CN"/>
@@ -270,7 +288,7 @@
       </w:pPr>
       <w:r>
         <w:rPr>
-          <w:rFonts w:ascii="新宋体" w:hAnsi="新宋体" w:eastAsia="新宋体"/>
+          <w:rFonts w:hint="eastAsia" w:ascii="宋体" w:hAnsi="宋体" w:eastAsia="宋体" w:cs="宋体"/>
           <w:sz w:val="24"/>
           <w:szCs w:val="24"/>
           <w:lang w:eastAsia="zh-CN"/>
@@ -282,7 +300,7 @@
       <w:pPr>
         <w:ind w:left="283"/>
         <w:rPr>
-          <w:rFonts w:hint="eastAsia" w:ascii="新宋体" w:hAnsi="新宋体" w:eastAsia="新宋体"/>
+          <w:rFonts w:hint="eastAsia" w:ascii="宋体" w:hAnsi="宋体" w:eastAsia="宋体" w:cs="宋体"/>
           <w:sz w:val="24"/>
           <w:szCs w:val="24"/>
           <w:lang w:eastAsia="zh-CN"/>
@@ -290,7 +308,7 @@
       </w:pPr>
       <w:r>
         <w:rPr>
-          <w:rFonts w:ascii="新宋体" w:hAnsi="新宋体" w:eastAsia="新宋体"/>
+          <w:rFonts w:hint="eastAsia" w:ascii="宋体" w:hAnsi="宋体" w:eastAsia="宋体" w:cs="宋体"/>
           <w:sz w:val="24"/>
           <w:szCs w:val="24"/>
           <w:lang w:eastAsia="zh-CN"/>
@@ -302,7 +320,7 @@
       <w:pPr>
         <w:ind w:left="283"/>
         <w:rPr>
-          <w:rFonts w:hint="eastAsia" w:ascii="新宋体" w:hAnsi="新宋体" w:eastAsia="新宋体"/>
+          <w:rFonts w:hint="eastAsia" w:ascii="宋体" w:hAnsi="宋体" w:eastAsia="宋体" w:cs="宋体"/>
           <w:sz w:val="24"/>
           <w:szCs w:val="24"/>
           <w:lang w:eastAsia="zh-CN"/>
@@ -313,7 +331,7 @@
       <w:pPr>
         <w:ind w:left="283"/>
         <w:rPr>
-          <w:rFonts w:hint="eastAsia" w:ascii="新宋体" w:hAnsi="新宋体" w:eastAsia="新宋体"/>
+          <w:rFonts w:hint="eastAsia" w:ascii="宋体" w:hAnsi="宋体" w:eastAsia="宋体" w:cs="宋体"/>
           <w:b/>
           <w:bCs/>
           <w:sz w:val="24"/>
@@ -323,7 +341,7 @@
       </w:pPr>
       <w:r>
         <w:rPr>
-          <w:rFonts w:ascii="新宋体" w:hAnsi="新宋体" w:eastAsia="新宋体"/>
+          <w:rFonts w:hint="eastAsia" w:ascii="宋体" w:hAnsi="宋体" w:eastAsia="宋体" w:cs="宋体"/>
           <w:sz w:val="24"/>
           <w:szCs w:val="24"/>
           <w:lang w:eastAsia="zh-CN"/>
@@ -332,7 +350,16 @@
       </w:r>
       <w:r>
         <w:rPr>
-          <w:rFonts w:ascii="新宋体" w:hAnsi="新宋体" w:eastAsia="新宋体"/>
+          <w:rFonts w:hint="eastAsia" w:eastAsia="宋体" w:cs="宋体"/>
+          <w:sz w:val="24"/>
+          <w:szCs w:val="24"/>
+          <w:lang w:val="en-US" w:eastAsia="zh-CN"/>
+        </w:rPr>
+        <w:t xml:space="preserve">  </w:t>
+      </w:r>
+      <w:r>
+        <w:rPr>
+          <w:rFonts w:hint="eastAsia" w:ascii="宋体" w:hAnsi="宋体" w:eastAsia="宋体" w:cs="宋体"/>
           <w:b/>
           <w:bCs/>
           <w:sz w:val="24"/>
@@ -346,7 +373,7 @@
       <w:pPr>
         <w:ind w:left="283"/>
         <w:rPr>
-          <w:rFonts w:hint="eastAsia" w:ascii="新宋体" w:hAnsi="新宋体" w:eastAsia="新宋体"/>
+          <w:rFonts w:hint="eastAsia" w:ascii="宋体" w:hAnsi="宋体" w:eastAsia="宋体" w:cs="宋体"/>
           <w:sz w:val="24"/>
           <w:szCs w:val="24"/>
           <w:lang w:eastAsia="zh-CN"/>
@@ -354,7 +381,7 @@
       </w:pPr>
       <w:r>
         <w:rPr>
-          <w:rFonts w:ascii="新宋体" w:hAnsi="新宋体" w:eastAsia="新宋体"/>
+          <w:rFonts w:hint="eastAsia" w:ascii="宋体" w:hAnsi="宋体" w:eastAsia="宋体" w:cs="宋体"/>
           <w:sz w:val="24"/>
           <w:szCs w:val="24"/>
           <w:lang w:eastAsia="zh-CN"/>
@@ -366,7 +393,7 @@
       <w:pPr>
         <w:ind w:left="283"/>
         <w:rPr>
-          <w:rFonts w:hint="eastAsia" w:ascii="新宋体" w:hAnsi="新宋体" w:eastAsia="新宋体"/>
+          <w:rFonts w:hint="eastAsia" w:ascii="宋体" w:hAnsi="宋体" w:eastAsia="宋体" w:cs="宋体"/>
           <w:sz w:val="24"/>
           <w:szCs w:val="24"/>
           <w:lang w:eastAsia="zh-CN"/>
@@ -374,7 +401,7 @@
       </w:pPr>
       <w:r>
         <w:rPr>
-          <w:rFonts w:ascii="新宋体" w:hAnsi="新宋体" w:eastAsia="新宋体"/>
+          <w:rFonts w:hint="eastAsia" w:ascii="宋体" w:hAnsi="宋体" w:eastAsia="宋体" w:cs="宋体"/>
           <w:sz w:val="24"/>
           <w:szCs w:val="24"/>
           <w:lang w:eastAsia="zh-CN"/>
@@ -386,7 +413,7 @@
       <w:pPr>
         <w:ind w:left="283"/>
         <w:rPr>
-          <w:rFonts w:hint="eastAsia" w:ascii="新宋体" w:hAnsi="新宋体" w:eastAsia="新宋体"/>
+          <w:rFonts w:hint="eastAsia" w:ascii="宋体" w:hAnsi="宋体" w:eastAsia="宋体" w:cs="宋体"/>
           <w:sz w:val="24"/>
           <w:szCs w:val="24"/>
           <w:lang w:eastAsia="zh-CN"/>
@@ -397,21 +424,21 @@
       <w:pPr>
         <w:ind w:left="283"/>
         <w:rPr>
-          <w:rFonts w:hint="eastAsia" w:ascii="新宋体" w:hAnsi="新宋体" w:eastAsia="新宋体"/>
+          <w:rFonts w:hint="eastAsia" w:ascii="宋体" w:hAnsi="宋体" w:eastAsia="宋体" w:cs="宋体"/>
           <w:b/>
           <w:bCs/>
-          <w:sz w:val="28"/>
-          <w:szCs w:val="28"/>
+          <w:sz w:val="30"/>
+          <w:szCs w:val="30"/>
           <w:lang w:eastAsia="zh-CN"/>
         </w:rPr>
       </w:pPr>
       <w:r>
         <w:rPr>
-          <w:rFonts w:ascii="新宋体" w:hAnsi="新宋体" w:eastAsia="新宋体"/>
+          <w:rFonts w:hint="eastAsia" w:ascii="宋体" w:hAnsi="宋体" w:eastAsia="宋体" w:cs="宋体"/>
           <w:b/>
           <w:bCs/>
-          <w:sz w:val="28"/>
-          <w:szCs w:val="28"/>
+          <w:sz w:val="30"/>
+          <w:szCs w:val="30"/>
           <w:lang w:eastAsia="zh-CN"/>
         </w:rPr>
         <w:t>存在问题</w:t>
@@ -421,7 +448,7 @@
       <w:pPr>
         <w:ind w:left="283"/>
         <w:rPr>
-          <w:rFonts w:hint="eastAsia" w:ascii="新宋体" w:hAnsi="新宋体" w:eastAsia="新宋体"/>
+          <w:rFonts w:hint="eastAsia" w:ascii="宋体" w:hAnsi="宋体" w:eastAsia="宋体" w:cs="宋体"/>
           <w:sz w:val="24"/>
           <w:szCs w:val="24"/>
           <w:lang w:eastAsia="zh-CN"/>
@@ -429,19 +456,37 @@
       </w:pPr>
       <w:r>
         <w:rPr>
-          <w:rFonts w:ascii="新宋体" w:hAnsi="新宋体" w:eastAsia="新宋体"/>
+          <w:rFonts w:hint="eastAsia" w:ascii="宋体" w:hAnsi="宋体" w:eastAsia="宋体" w:cs="宋体"/>
           <w:sz w:val="24"/>
           <w:szCs w:val="24"/>
           <w:lang w:eastAsia="zh-CN"/>
         </w:rPr>
-        <w:t xml:space="preserve">  机构对接，开发联调耗时占比很高，成为提效的主要卡点</w:t>
+        <w:t xml:space="preserve">  </w:t>
+      </w:r>
+      <w:r>
+        <w:rPr>
+          <w:rFonts w:hint="eastAsia" w:eastAsia="宋体" w:cs="宋体"/>
+          <w:sz w:val="24"/>
+          <w:szCs w:val="24"/>
+          <w:lang w:val="en-US" w:eastAsia="zh-CN"/>
+        </w:rPr>
+        <w:t xml:space="preserve">  </w:t>
+      </w:r>
+      <w:r>
+        <w:rPr>
+          <w:rFonts w:hint="eastAsia" w:ascii="宋体" w:hAnsi="宋体" w:eastAsia="宋体" w:cs="宋体"/>
+          <w:sz w:val="24"/>
+          <w:szCs w:val="24"/>
+          <w:lang w:eastAsia="zh-CN"/>
+        </w:rPr>
+        <w:t>机构对接，开发联调耗时占比很高，成为提效的主要卡点</w:t>
       </w:r>
     </w:p>
     <w:p>
       <w:pPr>
         <w:ind w:left="283"/>
         <w:rPr>
-          <w:rFonts w:hint="eastAsia" w:ascii="新宋体" w:hAnsi="新宋体" w:eastAsia="新宋体"/>
+          <w:rFonts w:hint="eastAsia" w:ascii="宋体" w:hAnsi="宋体" w:eastAsia="宋体" w:cs="宋体"/>
           <w:sz w:val="24"/>
           <w:szCs w:val="24"/>
           <w:lang w:eastAsia="zh-CN"/>
@@ -449,19 +494,37 @@
       </w:pPr>
       <w:r>
         <w:rPr>
-          <w:rFonts w:ascii="新宋体" w:hAnsi="新宋体" w:eastAsia="新宋体"/>
+          <w:rFonts w:hint="eastAsia" w:ascii="宋体" w:hAnsi="宋体" w:eastAsia="宋体" w:cs="宋体"/>
           <w:sz w:val="24"/>
           <w:szCs w:val="24"/>
           <w:lang w:eastAsia="zh-CN"/>
         </w:rPr>
-        <w:t xml:space="preserve">  AI 生成代码质量标准差较大，距离可信赖自动放行仍有很大差距</w:t>
+        <w:t xml:space="preserve">  </w:t>
+      </w:r>
+      <w:r>
+        <w:rPr>
+          <w:rFonts w:hint="eastAsia" w:eastAsia="宋体" w:cs="宋体"/>
+          <w:sz w:val="24"/>
+          <w:szCs w:val="24"/>
+          <w:lang w:val="en-US" w:eastAsia="zh-CN"/>
+        </w:rPr>
+        <w:t xml:space="preserve">  </w:t>
+      </w:r>
+      <w:r>
+        <w:rPr>
+          <w:rFonts w:hint="eastAsia" w:ascii="宋体" w:hAnsi="宋体" w:eastAsia="宋体" w:cs="宋体"/>
+          <w:sz w:val="24"/>
+          <w:szCs w:val="24"/>
+          <w:lang w:eastAsia="zh-CN"/>
+        </w:rPr>
+        <w:t>AI 生成代码质量标准差较大，距离可信赖自动放行仍有很大差距</w:t>
       </w:r>
     </w:p>
     <w:p>
       <w:pPr>
         <w:ind w:left="283"/>
         <w:rPr>
-          <w:rFonts w:hint="eastAsia" w:ascii="新宋体" w:hAnsi="新宋体" w:eastAsia="新宋体"/>
+          <w:rFonts w:hint="eastAsia" w:ascii="宋体" w:hAnsi="宋体" w:eastAsia="宋体" w:cs="宋体"/>
           <w:sz w:val="24"/>
           <w:szCs w:val="24"/>
           <w:lang w:eastAsia="zh-CN"/>
@@ -472,21 +535,21 @@
       <w:pPr>
         <w:ind w:left="283"/>
         <w:rPr>
-          <w:rFonts w:hint="eastAsia" w:ascii="新宋体" w:hAnsi="新宋体" w:eastAsia="新宋体"/>
+          <w:rFonts w:hint="eastAsia" w:ascii="宋体" w:hAnsi="宋体" w:eastAsia="宋体" w:cs="宋体"/>
           <w:b/>
           <w:bCs/>
-          <w:sz w:val="28"/>
-          <w:szCs w:val="28"/>
+          <w:sz w:val="30"/>
+          <w:szCs w:val="30"/>
           <w:lang w:eastAsia="zh-CN"/>
         </w:rPr>
       </w:pPr>
       <w:r>
         <w:rPr>
-          <w:rFonts w:ascii="新宋体" w:hAnsi="新宋体" w:eastAsia="新宋体"/>
+          <w:rFonts w:hint="eastAsia" w:ascii="宋体" w:hAnsi="宋体" w:eastAsia="宋体" w:cs="宋体"/>
           <w:b/>
           <w:bCs/>
-          <w:sz w:val="28"/>
-          <w:szCs w:val="28"/>
+          <w:sz w:val="30"/>
+          <w:szCs w:val="30"/>
           <w:lang w:eastAsia="zh-CN"/>
         </w:rPr>
         <w:t>工作计划</w:t>
@@ -496,7 +559,7 @@
       <w:pPr>
         <w:ind w:left="283"/>
         <w:rPr>
-          <w:rFonts w:hint="eastAsia" w:ascii="新宋体" w:hAnsi="新宋体" w:eastAsia="新宋体"/>
+          <w:rFonts w:hint="eastAsia" w:ascii="宋体" w:hAnsi="宋体" w:eastAsia="宋体" w:cs="宋体"/>
           <w:b/>
           <w:bCs/>
           <w:sz w:val="24"/>
@@ -506,7 +569,7 @@
       </w:pPr>
       <w:r>
         <w:rPr>
-          <w:rFonts w:hint="eastAsia" w:ascii="新宋体" w:hAnsi="新宋体" w:eastAsia="新宋体"/>
+          <w:rFonts w:hint="eastAsia" w:ascii="宋体" w:hAnsi="宋体" w:eastAsia="宋体" w:cs="宋体"/>
           <w:sz w:val="24"/>
           <w:szCs w:val="24"/>
           <w:lang w:eastAsia="zh-CN"/>
@@ -515,7 +578,16 @@
       </w:r>
       <w:r>
         <w:rPr>
-          <w:rFonts w:hint="eastAsia" w:ascii="新宋体" w:hAnsi="新宋体" w:eastAsia="新宋体"/>
+          <w:rFonts w:hint="eastAsia" w:eastAsia="宋体" w:cs="宋体"/>
+          <w:sz w:val="24"/>
+          <w:szCs w:val="24"/>
+          <w:lang w:val="en-US" w:eastAsia="zh-CN"/>
+        </w:rPr>
+        <w:t xml:space="preserve">  </w:t>
+      </w:r>
+      <w:r>
+        <w:rPr>
+          <w:rFonts w:hint="eastAsia" w:ascii="宋体" w:hAnsi="宋体" w:eastAsia="宋体" w:cs="宋体"/>
           <w:b/>
           <w:bCs/>
           <w:sz w:val="24"/>
@@ -529,7 +601,7 @@
       <w:pPr>
         <w:ind w:left="283"/>
         <w:rPr>
-          <w:rFonts w:hint="eastAsia" w:ascii="新宋体" w:hAnsi="新宋体" w:eastAsia="新宋体"/>
+          <w:rFonts w:hint="eastAsia" w:ascii="宋体" w:hAnsi="宋体" w:eastAsia="宋体" w:cs="宋体"/>
           <w:sz w:val="24"/>
           <w:szCs w:val="24"/>
           <w:lang w:eastAsia="zh-CN"/>
@@ -537,7 +609,7 @@
       </w:pPr>
       <w:r>
         <w:rPr>
-          <w:rFonts w:ascii="新宋体" w:hAnsi="新宋体" w:eastAsia="新宋体"/>
+          <w:rFonts w:hint="eastAsia" w:ascii="宋体" w:hAnsi="宋体" w:eastAsia="宋体" w:cs="宋体"/>
           <w:sz w:val="24"/>
           <w:szCs w:val="24"/>
           <w:lang w:eastAsia="zh-CN"/>
@@ -549,7 +621,7 @@
       <w:pPr>
         <w:ind w:left="283"/>
         <w:rPr>
-          <w:rFonts w:hint="eastAsia" w:ascii="新宋体" w:hAnsi="新宋体" w:eastAsia="新宋体"/>
+          <w:rFonts w:hint="eastAsia" w:ascii="宋体" w:hAnsi="宋体" w:eastAsia="宋体" w:cs="宋体"/>
           <w:sz w:val="24"/>
           <w:szCs w:val="24"/>
           <w:lang w:eastAsia="zh-CN"/>
@@ -557,7 +629,7 @@
       </w:pPr>
       <w:r>
         <w:rPr>
-          <w:rFonts w:ascii="新宋体" w:hAnsi="新宋体" w:eastAsia="新宋体"/>
+          <w:rFonts w:hint="eastAsia" w:ascii="宋体" w:hAnsi="宋体" w:eastAsia="宋体" w:cs="宋体"/>
           <w:sz w:val="24"/>
           <w:szCs w:val="24"/>
           <w:lang w:eastAsia="zh-CN"/>
@@ -569,7 +641,7 @@
       <w:pPr>
         <w:ind w:left="283"/>
         <w:rPr>
-          <w:rFonts w:hint="eastAsia" w:ascii="新宋体" w:hAnsi="新宋体" w:eastAsia="新宋体"/>
+          <w:rFonts w:hint="eastAsia" w:ascii="宋体" w:hAnsi="宋体" w:eastAsia="宋体" w:cs="宋体"/>
           <w:sz w:val="24"/>
           <w:szCs w:val="24"/>
           <w:lang w:eastAsia="zh-CN"/>
@@ -577,7 +649,7 @@
       </w:pPr>
       <w:r>
         <w:rPr>
-          <w:rFonts w:ascii="新宋体" w:hAnsi="新宋体" w:eastAsia="新宋体"/>
+          <w:rFonts w:hint="eastAsia" w:ascii="宋体" w:hAnsi="宋体" w:eastAsia="宋体" w:cs="宋体"/>
           <w:sz w:val="24"/>
           <w:szCs w:val="24"/>
           <w:lang w:eastAsia="zh-CN"/>
@@ -589,7 +661,7 @@
       <w:pPr>
         <w:ind w:left="283"/>
         <w:rPr>
-          <w:rFonts w:hint="eastAsia" w:ascii="新宋体" w:hAnsi="新宋体" w:eastAsia="新宋体"/>
+          <w:rFonts w:hint="eastAsia" w:ascii="宋体" w:hAnsi="宋体" w:eastAsia="宋体" w:cs="宋体"/>
           <w:sz w:val="24"/>
           <w:szCs w:val="24"/>
           <w:lang w:eastAsia="zh-CN"/>
@@ -600,7 +672,7 @@
       <w:pPr>
         <w:ind w:left="283"/>
         <w:rPr>
-          <w:rFonts w:hint="eastAsia" w:ascii="新宋体" w:hAnsi="新宋体" w:eastAsia="新宋体"/>
+          <w:rFonts w:hint="eastAsia" w:ascii="宋体" w:hAnsi="宋体" w:eastAsia="宋体" w:cs="宋体"/>
           <w:b/>
           <w:bCs/>
           <w:sz w:val="24"/>
@@ -610,7 +682,7 @@
       </w:pPr>
       <w:r>
         <w:rPr>
-          <w:rFonts w:ascii="新宋体" w:hAnsi="新宋体" w:eastAsia="新宋体"/>
+          <w:rFonts w:hint="eastAsia" w:ascii="宋体" w:hAnsi="宋体" w:eastAsia="宋体" w:cs="宋体"/>
           <w:sz w:val="24"/>
           <w:szCs w:val="24"/>
           <w:lang w:eastAsia="zh-CN"/>
@@ -619,7 +691,16 @@
       </w:r>
       <w:r>
         <w:rPr>
-          <w:rFonts w:ascii="新宋体" w:hAnsi="新宋体" w:eastAsia="新宋体"/>
+          <w:rFonts w:hint="eastAsia" w:eastAsia="宋体" w:cs="宋体"/>
+          <w:sz w:val="24"/>
+          <w:szCs w:val="24"/>
+          <w:lang w:val="en-US" w:eastAsia="zh-CN"/>
+        </w:rPr>
+        <w:t xml:space="preserve">  </w:t>
+      </w:r>
+      <w:r>
+        <w:rPr>
+          <w:rFonts w:hint="eastAsia" w:ascii="宋体" w:hAnsi="宋体" w:eastAsia="宋体" w:cs="宋体"/>
           <w:b/>
           <w:bCs/>
           <w:sz w:val="24"/>
@@ -633,7 +714,7 @@
       <w:pPr>
         <w:ind w:left="283"/>
         <w:rPr>
-          <w:rFonts w:hint="eastAsia" w:ascii="新宋体" w:hAnsi="新宋体" w:eastAsia="新宋体"/>
+          <w:rFonts w:hint="eastAsia" w:ascii="宋体" w:hAnsi="宋体" w:eastAsia="宋体" w:cs="宋体"/>
           <w:sz w:val="24"/>
           <w:szCs w:val="24"/>
           <w:lang w:eastAsia="zh-CN"/>
@@ -641,7 +722,7 @@
       </w:pPr>
       <w:r>
         <w:rPr>
-          <w:rFonts w:ascii="新宋体" w:hAnsi="新宋体" w:eastAsia="新宋体"/>
+          <w:rFonts w:hint="eastAsia" w:ascii="宋体" w:hAnsi="宋体" w:eastAsia="宋体" w:cs="宋体"/>
           <w:sz w:val="24"/>
           <w:szCs w:val="24"/>
           <w:lang w:eastAsia="zh-CN"/>
@@ -653,7 +734,7 @@
       <w:pPr>
         <w:ind w:left="283"/>
         <w:rPr>
-          <w:rFonts w:hint="eastAsia" w:ascii="新宋体" w:hAnsi="新宋体" w:eastAsia="新宋体"/>
+          <w:rFonts w:hint="eastAsia" w:ascii="宋体" w:hAnsi="宋体" w:eastAsia="宋体" w:cs="宋体"/>
           <w:sz w:val="24"/>
           <w:szCs w:val="24"/>
           <w:lang w:eastAsia="zh-CN"/>
@@ -661,7 +742,7 @@
       </w:pPr>
       <w:r>
         <w:rPr>
-          <w:rFonts w:ascii="新宋体" w:hAnsi="新宋体" w:eastAsia="新宋体"/>
+          <w:rFonts w:hint="eastAsia" w:ascii="宋体" w:hAnsi="宋体" w:eastAsia="宋体" w:cs="宋体"/>
           <w:sz w:val="24"/>
           <w:szCs w:val="24"/>
           <w:lang w:eastAsia="zh-CN"/>
@@ -673,7 +754,7 @@
       <w:pPr>
         <w:ind w:left="283"/>
         <w:rPr>
-          <w:rFonts w:hint="eastAsia" w:ascii="新宋体" w:hAnsi="新宋体" w:eastAsia="新宋体"/>
+          <w:rFonts w:hint="eastAsia" w:ascii="宋体" w:hAnsi="宋体" w:eastAsia="宋体" w:cs="宋体"/>
           <w:sz w:val="24"/>
           <w:szCs w:val="24"/>
           <w:lang w:eastAsia="zh-CN"/>
@@ -684,7 +765,7 @@
       <w:pPr>
         <w:ind w:left="283"/>
         <w:rPr>
-          <w:rFonts w:hint="eastAsia" w:ascii="新宋体" w:hAnsi="新宋体" w:eastAsia="新宋体"/>
+          <w:rFonts w:hint="eastAsia" w:ascii="宋体" w:hAnsi="宋体" w:eastAsia="宋体" w:cs="宋体"/>
           <w:b/>
           <w:bCs/>
           <w:sz w:val="24"/>
@@ -694,7 +775,7 @@
       </w:pPr>
       <w:r>
         <w:rPr>
-          <w:rFonts w:ascii="新宋体" w:hAnsi="新宋体" w:eastAsia="新宋体"/>
+          <w:rFonts w:hint="eastAsia" w:ascii="宋体" w:hAnsi="宋体" w:eastAsia="宋体" w:cs="宋体"/>
           <w:sz w:val="24"/>
           <w:szCs w:val="24"/>
           <w:lang w:eastAsia="zh-CN"/>
@@ -703,7 +784,7 @@
       </w:r>
       <w:r>
         <w:rPr>
-          <w:rFonts w:ascii="新宋体" w:hAnsi="新宋体" w:eastAsia="新宋体"/>
+          <w:rFonts w:hint="eastAsia" w:ascii="宋体" w:hAnsi="宋体" w:eastAsia="宋体" w:cs="宋体"/>
           <w:b/>
           <w:bCs/>
           <w:sz w:val="24"/>
@@ -717,7 +798,7 @@
       <w:pPr>
         <w:ind w:left="283"/>
         <w:rPr>
-          <w:rFonts w:hint="eastAsia" w:ascii="新宋体" w:hAnsi="新宋体" w:eastAsia="新宋体"/>
+          <w:rFonts w:hint="eastAsia" w:ascii="宋体" w:hAnsi="宋体" w:eastAsia="宋体" w:cs="宋体"/>
           <w:sz w:val="24"/>
           <w:szCs w:val="24"/>
           <w:lang w:eastAsia="zh-CN"/>
@@ -725,19 +806,37 @@
       </w:pPr>
       <w:r>
         <w:rPr>
-          <w:rFonts w:ascii="新宋体" w:hAnsi="新宋体" w:eastAsia="新宋体"/>
+          <w:rFonts w:hint="eastAsia" w:ascii="宋体" w:hAnsi="宋体" w:eastAsia="宋体" w:cs="宋体"/>
           <w:sz w:val="24"/>
           <w:szCs w:val="24"/>
           <w:lang w:eastAsia="zh-CN"/>
         </w:rPr>
-        <w:t xml:space="preserve">    借款申请、账户开户/更新重构上线，并持续监控验证</w:t>
+        <w:t xml:space="preserve">    </w:t>
+      </w:r>
+      <w:r>
+        <w:rPr>
+          <w:rFonts w:hint="eastAsia" w:eastAsia="宋体" w:cs="宋体"/>
+          <w:sz w:val="24"/>
+          <w:szCs w:val="24"/>
+          <w:lang w:val="en-US" w:eastAsia="zh-CN"/>
+        </w:rPr>
+        <w:t xml:space="preserve"> </w:t>
+      </w:r>
+      <w:r>
+        <w:rPr>
+          <w:rFonts w:hint="eastAsia" w:ascii="宋体" w:hAnsi="宋体" w:eastAsia="宋体" w:cs="宋体"/>
+          <w:sz w:val="24"/>
+          <w:szCs w:val="24"/>
+          <w:lang w:eastAsia="zh-CN"/>
+        </w:rPr>
+        <w:t>借款申请、账户开户/更新重构上线，并持续监控验证</w:t>
       </w:r>
     </w:p>
     <w:p>
       <w:pPr>
         <w:ind w:left="283"/>
         <w:rPr>
-          <w:rFonts w:hint="eastAsia" w:ascii="新宋体" w:hAnsi="新宋体" w:eastAsia="新宋体"/>
+          <w:rFonts w:hint="eastAsia" w:ascii="宋体" w:hAnsi="宋体" w:eastAsia="宋体" w:cs="宋体"/>
           <w:sz w:val="24"/>
           <w:szCs w:val="24"/>
           <w:lang w:eastAsia="zh-CN"/>
@@ -745,19 +844,37 @@
       </w:pPr>
       <w:r>
         <w:rPr>
-          <w:rFonts w:ascii="新宋体" w:hAnsi="新宋体" w:eastAsia="新宋体"/>
+          <w:rFonts w:hint="eastAsia" w:ascii="宋体" w:hAnsi="宋体" w:eastAsia="宋体" w:cs="宋体"/>
           <w:sz w:val="24"/>
           <w:szCs w:val="24"/>
           <w:lang w:eastAsia="zh-CN"/>
         </w:rPr>
-        <w:t xml:space="preserve">    机构放款还款回调、还款计划刷新等功能，梳理逻辑并重构</w:t>
+        <w:t xml:space="preserve">    </w:t>
+      </w:r>
+      <w:r>
+        <w:rPr>
+          <w:rFonts w:hint="eastAsia" w:eastAsia="宋体" w:cs="宋体"/>
+          <w:sz w:val="24"/>
+          <w:szCs w:val="24"/>
+          <w:lang w:val="en-US" w:eastAsia="zh-CN"/>
+        </w:rPr>
+        <w:t xml:space="preserve"> </w:t>
+      </w:r>
+      <w:r>
+        <w:rPr>
+          <w:rFonts w:hint="eastAsia" w:ascii="宋体" w:hAnsi="宋体" w:eastAsia="宋体" w:cs="宋体"/>
+          <w:sz w:val="24"/>
+          <w:szCs w:val="24"/>
+          <w:lang w:eastAsia="zh-CN"/>
+        </w:rPr>
+        <w:t>机构放款还款回调、还款计划刷新等功能，梳理逻辑并重构</w:t>
       </w:r>
     </w:p>
     <w:p>
       <w:pPr>
         <w:ind w:left="283"/>
         <w:rPr>
-          <w:rFonts w:hint="eastAsia" w:ascii="新宋体" w:hAnsi="新宋体" w:eastAsia="新宋体"/>
+          <w:rFonts w:hint="eastAsia" w:ascii="宋体" w:hAnsi="宋体" w:eastAsia="宋体" w:cs="宋体"/>
           <w:sz w:val="24"/>
           <w:szCs w:val="24"/>
           <w:lang w:eastAsia="zh-CN"/>
@@ -765,19 +882,37 @@
       </w:pPr>
       <w:r>
         <w:rPr>
-          <w:rFonts w:ascii="新宋体" w:hAnsi="新宋体" w:eastAsia="新宋体"/>
+          <w:rFonts w:hint="eastAsia" w:ascii="宋体" w:hAnsi="宋体" w:eastAsia="宋体" w:cs="宋体"/>
           <w:sz w:val="24"/>
           <w:szCs w:val="24"/>
           <w:lang w:eastAsia="zh-CN"/>
         </w:rPr>
-        <w:t xml:space="preserve">    还款计划等无用代码清理，延续系统瘦身计划</w:t>
+        <w:t xml:space="preserve">    </w:t>
+      </w:r>
+      <w:r>
+        <w:rPr>
+          <w:rFonts w:hint="eastAsia" w:eastAsia="宋体" w:cs="宋体"/>
+          <w:sz w:val="24"/>
+          <w:szCs w:val="24"/>
+          <w:lang w:val="en-US" w:eastAsia="zh-CN"/>
+        </w:rPr>
+        <w:t xml:space="preserve"> </w:t>
       </w:r>
       <w:bookmarkStart w:id="0" w:name="_GoBack"/>
       <w:bookmarkEnd w:id="0"/>
+      <w:r>
+        <w:rPr>
+          <w:rFonts w:hint="eastAsia" w:ascii="宋体" w:hAnsi="宋体" w:eastAsia="宋体" w:cs="宋体"/>
+          <w:sz w:val="24"/>
+          <w:szCs w:val="24"/>
+          <w:lang w:eastAsia="zh-CN"/>
+        </w:rPr>
+        <w:t>还款计划等无用代码清理，延续系统瘦身计划</w:t>
+      </w:r>
     </w:p>
     <w:sectPr>
       <w:pgSz w:w="12240" w:h="15840"/>
-      <w:pgMar w:top="624" w:right="680" w:bottom="624" w:left="680" w:header="720" w:footer="720" w:gutter="0"/>
+      <w:pgMar w:top="680" w:right="680" w:bottom="680" w:left="680" w:header="720" w:footer="720" w:gutter="0"/>
       <w:cols w:space="0" w:num="1"/>
       <w:rtlGutter w:val="0"/>
       <w:docGrid w:linePitch="360" w:charSpace="0"/>
